--- a/05_monitorizacao/relatorios/Relatório de Monitorização e Auditoria.docx
+++ b/05_monitorizacao/relatorios/Relatório de Monitorização e Auditoria.docx
@@ -94,6 +94,9 @@
         <w:pStyle w:val="SemEspaamento"/>
       </w:pPr>
       <w:r>
+        <w:rPr>
+          <w:noProof/>
+        </w:rPr>
         <w:drawing>
           <wp:inline distT="0" distB="0" distL="0" distR="0" wp14:anchorId="76A6D68D" wp14:editId="24AC80E0">
             <wp:extent cx="5400040" cy="1970405"/>
@@ -143,6 +146,60 @@
     <w:p>
       <w:pPr>
         <w:pStyle w:val="SemEspaamento"/>
+      </w:pPr>
+      <w:r>
+        <w:rPr>
+          <w:b/>
+          <w:bCs/>
+        </w:rPr>
+        <w:t>Justificação técnica:</w:t>
+      </w:r>
+      <w:r>
+        <w:t xml:space="preserve"> </w:t>
+      </w:r>
+    </w:p>
+    <w:p>
+      <w:pPr>
+        <w:pStyle w:val="SemEspaamento"/>
+      </w:pPr>
+      <w:r>
+        <w:t xml:space="preserve">Os </w:t>
+      </w:r>
+      <w:proofErr w:type="spellStart"/>
+      <w:r>
+        <w:t>logs</w:t>
+      </w:r>
+      <w:proofErr w:type="spellEnd"/>
+      <w:r>
+        <w:t xml:space="preserve"> permitem rastrear todas as atividades críticas do </w:t>
+      </w:r>
+      <w:proofErr w:type="spellStart"/>
+      <w:r>
+        <w:t>PostgreSQL</w:t>
+      </w:r>
+      <w:proofErr w:type="spellEnd"/>
+      <w:r>
+        <w:t>, incluindo erros, conexões e operações internas. São fundamentais para auditoria</w:t>
+      </w:r>
+      <w:r>
+        <w:t xml:space="preserve"> </w:t>
+      </w:r>
+      <w:r>
+        <w:t>e conformidade regulatória, garantindo que qualquer incidente possa ser analisado posteriormente.</w:t>
+      </w:r>
+    </w:p>
+    <w:p>
+      <w:pPr>
+        <w:pStyle w:val="SemEspaamento"/>
+        <w:rPr>
+          <w:b/>
+          <w:bCs/>
+        </w:rPr>
+      </w:pPr>
+    </w:p>
+    <w:p>
+      <w:pPr>
+        <w:pStyle w:val="SemEspaamento"/>
         <w:rPr>
           <w:b/>
           <w:bCs/>
@@ -248,6 +305,9 @@
         <w:pStyle w:val="SemEspaamento"/>
       </w:pPr>
       <w:r>
+        <w:rPr>
+          <w:noProof/>
+        </w:rPr>
         <w:drawing>
           <wp:inline distT="0" distB="0" distL="0" distR="0" wp14:anchorId="426540A0" wp14:editId="7A2448A2">
             <wp:extent cx="5400040" cy="1999615"/>
@@ -290,6 +350,116 @@
         <w:pStyle w:val="SemEspaamento"/>
       </w:pPr>
       <w:r>
+        <w:rPr>
+          <w:b/>
+          <w:bCs/>
+        </w:rPr>
+        <w:t>Justificação técnica:</w:t>
+      </w:r>
+    </w:p>
+    <w:p>
+      <w:pPr>
+        <w:pStyle w:val="SemEspaamento"/>
+        <w:numPr>
+          <w:ilvl w:val="0"/>
+          <w:numId w:val="24"/>
+        </w:numPr>
+      </w:pPr>
+      <w:r>
+        <w:rPr>
+          <w:b/>
+          <w:bCs/>
+        </w:rPr>
+        <w:t>Conexões e desconexões:</w:t>
+      </w:r>
+      <w:r>
+        <w:t xml:space="preserve"> Permite identificar acessos não autorizados ou tentativas de intrusão.</w:t>
+      </w:r>
+    </w:p>
+    <w:p>
+      <w:pPr>
+        <w:pStyle w:val="SemEspaamento"/>
+        <w:numPr>
+          <w:ilvl w:val="0"/>
+          <w:numId w:val="24"/>
+        </w:numPr>
+      </w:pPr>
+      <w:r>
+        <w:rPr>
+          <w:b/>
+          <w:bCs/>
+        </w:rPr>
+        <w:lastRenderedPageBreak/>
+        <w:t>Comandos DDL (CREATE, ALTER, DROP):</w:t>
+      </w:r>
+      <w:r>
+        <w:t xml:space="preserve"> Garante rastreabilidade de alterações na estrutura da base de dados.</w:t>
+      </w:r>
+    </w:p>
+    <w:p>
+      <w:pPr>
+        <w:pStyle w:val="SemEspaamento"/>
+        <w:numPr>
+          <w:ilvl w:val="0"/>
+          <w:numId w:val="24"/>
+        </w:numPr>
+      </w:pPr>
+      <w:r>
+        <w:rPr>
+          <w:b/>
+          <w:bCs/>
+        </w:rPr>
+        <w:t>Comandos DML (INSERT, UPDATE, DELETE, SELECT):</w:t>
+      </w:r>
+      <w:r>
+        <w:t xml:space="preserve"> Registra manipulação de dados, essencial para </w:t>
+      </w:r>
+      <w:proofErr w:type="spellStart"/>
+      <w:r>
+        <w:t>detectar</w:t>
+      </w:r>
+      <w:proofErr w:type="spellEnd"/>
+      <w:r>
+        <w:t xml:space="preserve"> acessos indevidos ou alterações não autorizadas.</w:t>
+      </w:r>
+    </w:p>
+    <w:p>
+      <w:pPr>
+        <w:pStyle w:val="SemEspaamento"/>
+        <w:numPr>
+          <w:ilvl w:val="0"/>
+          <w:numId w:val="24"/>
+        </w:numPr>
+      </w:pPr>
+      <w:r>
+        <w:rPr>
+          <w:b/>
+          <w:bCs/>
+        </w:rPr>
+        <w:t>Gestão de roles:</w:t>
+      </w:r>
+      <w:r>
+        <w:t xml:space="preserve"> Controla mudanças em permissões e privilégios, reduzindo risco de escalonamento de privilégios.</w:t>
+      </w:r>
+    </w:p>
+    <w:p>
+      <w:pPr>
+        <w:pStyle w:val="SemEspaamento"/>
+      </w:pPr>
+    </w:p>
+    <w:p>
+      <w:pPr>
+        <w:pStyle w:val="SemEspaamento"/>
+        <w:rPr>
+          <w:b/>
+          <w:bCs/>
+        </w:rPr>
+      </w:pPr>
+      <w:r>
+        <w:rPr>
+          <w:b/>
+          <w:bCs/>
+        </w:rPr>
         <w:t>Consultas lentas;</w:t>
       </w:r>
     </w:p>
@@ -316,7 +486,7 @@
       </w:r>
       <w:proofErr w:type="spellEnd"/>
       <w:r>
-        <w:t xml:space="preserve"> = 2000; -- 2 segundos</w:t>
+        <w:t xml:space="preserve"> = 2000; </w:t>
       </w:r>
     </w:p>
     <w:p>
@@ -324,17 +494,6 @@
         <w:pStyle w:val="SemEspaamento"/>
         <w:ind w:firstLine="698"/>
       </w:pPr>
-      <w:r>
-        <w:t xml:space="preserve">Todas as </w:t>
-      </w:r>
-      <w:proofErr w:type="spellStart"/>
-      <w:r>
-        <w:t>queries</w:t>
-      </w:r>
-      <w:proofErr w:type="spellEnd"/>
-      <w:r>
-        <w:t xml:space="preserve"> acima de 2 segundos serão registadas.</w:t>
-      </w:r>
     </w:p>
     <w:p>
       <w:pPr>
@@ -342,7 +501,9 @@
         <w:ind w:left="0" w:firstLine="0"/>
       </w:pPr>
       <w:r>
-        <w:lastRenderedPageBreak/>
+        <w:rPr>
+          <w:noProof/>
+        </w:rPr>
         <w:drawing>
           <wp:inline distT="0" distB="0" distL="0" distR="0" wp14:anchorId="1B29FC09" wp14:editId="068FDC9F">
             <wp:extent cx="5400040" cy="1755140"/>
@@ -389,6 +550,29 @@
     <w:p>
       <w:pPr>
         <w:pStyle w:val="SemEspaamento"/>
+        <w:ind w:left="0" w:firstLine="0"/>
+        <w:jc w:val="both"/>
+      </w:pPr>
+      <w:r>
+        <w:rPr>
+          <w:b/>
+          <w:bCs/>
+        </w:rPr>
+        <w:t>Justificação técnica:</w:t>
+      </w:r>
+      <w:r>
+        <w:t xml:space="preserve"> Consultas acima de 2 segundos são registradas para identificar gargalos de desempenho. Isso permite otimizar índices, ajustar parâmetros de configuração e melhorar a experiência dos utilizadores.</w:t>
+      </w:r>
+    </w:p>
+    <w:p>
+      <w:pPr>
+        <w:pStyle w:val="SemEspaamento"/>
+        <w:ind w:left="0" w:firstLine="0"/>
+      </w:pPr>
+    </w:p>
+    <w:p>
+      <w:pPr>
+        <w:pStyle w:val="SemEspaamento"/>
         <w:rPr>
           <w:b/>
           <w:bCs/>
@@ -436,6 +620,35 @@
       <w:proofErr w:type="spellEnd"/>
       <w:r>
         <w:t>;</w:t>
+      </w:r>
+    </w:p>
+    <w:p>
+      <w:pPr>
+        <w:pStyle w:val="SemEspaamento"/>
+      </w:pPr>
+    </w:p>
+    <w:p>
+      <w:pPr>
+        <w:pStyle w:val="SemEspaamento"/>
+      </w:pPr>
+      <w:proofErr w:type="spellStart"/>
+      <w:r>
+        <w:rPr>
+          <w:b/>
+          <w:bCs/>
+        </w:rPr>
+        <w:t>track_io_timing</w:t>
+      </w:r>
+      <w:proofErr w:type="spellEnd"/>
+      <w:r>
+        <w:rPr>
+          <w:b/>
+          <w:bCs/>
+        </w:rPr>
+        <w:t>:</w:t>
+      </w:r>
+      <w:r>
+        <w:t xml:space="preserve"> Mede tempos de leitura/escrita em disco, útil para identificar problemas de I/O.</w:t>
       </w:r>
     </w:p>
     <w:p>
@@ -504,6 +717,7 @@
         <w:pStyle w:val="SemEspaamento"/>
       </w:pPr>
       <w:r>
+        <w:lastRenderedPageBreak/>
         <w:t xml:space="preserve">ALTER SYSTEM SET </w:t>
       </w:r>
       <w:proofErr w:type="spellStart"/>
@@ -513,6 +727,38 @@
       <w:proofErr w:type="spellEnd"/>
       <w:r>
         <w:t xml:space="preserve"> = 2048;</w:t>
+      </w:r>
+    </w:p>
+    <w:p>
+      <w:pPr>
+        <w:pStyle w:val="SemEspaamento"/>
+      </w:pPr>
+      <w:proofErr w:type="spellStart"/>
+      <w:r>
+        <w:rPr>
+          <w:b/>
+          <w:bCs/>
+        </w:rPr>
+        <w:t>track_activity_query_size</w:t>
+      </w:r>
+      <w:proofErr w:type="spellEnd"/>
+      <w:r>
+        <w:rPr>
+          <w:b/>
+          <w:bCs/>
+        </w:rPr>
+        <w:t>:</w:t>
+      </w:r>
+      <w:r>
+        <w:t xml:space="preserve"> Aumenta o tamanho máximo de </w:t>
+      </w:r>
+      <w:proofErr w:type="spellStart"/>
+      <w:r>
+        <w:t>queries</w:t>
+      </w:r>
+      <w:proofErr w:type="spellEnd"/>
+      <w:r>
+        <w:t xml:space="preserve"> armazenadas em estatísticas, permitindo análise detalhada de consultas complexas.</w:t>
       </w:r>
     </w:p>
     <w:p>
@@ -604,13 +850,55 @@
       <w:pPr>
         <w:pStyle w:val="SemEspaamento"/>
       </w:pPr>
-    </w:p>
-    <w:p>
-      <w:pPr>
-        <w:pStyle w:val="SemEspaamento"/>
-      </w:pPr>
-      <w:r>
-        <w:lastRenderedPageBreak/>
+      <w:proofErr w:type="spellStart"/>
+      <w:r>
+        <w:rPr>
+          <w:b/>
+          <w:bCs/>
+        </w:rPr>
+        <w:t>track_counts</w:t>
+      </w:r>
+      <w:proofErr w:type="spellEnd"/>
+      <w:r>
+        <w:rPr>
+          <w:b/>
+          <w:bCs/>
+        </w:rPr>
+        <w:t>:</w:t>
+      </w:r>
+      <w:r>
+        <w:t xml:space="preserve"> Ativa estatísticas de contagem de objetos, essenciais para planeamento de </w:t>
+      </w:r>
+      <w:proofErr w:type="spellStart"/>
+      <w:r>
+        <w:t>queries</w:t>
+      </w:r>
+      <w:proofErr w:type="spellEnd"/>
+      <w:r>
+        <w:t xml:space="preserve"> e </w:t>
+      </w:r>
+      <w:proofErr w:type="spellStart"/>
+      <w:r>
+        <w:t>tuning</w:t>
+      </w:r>
+      <w:proofErr w:type="spellEnd"/>
+      <w:r>
+        <w:t xml:space="preserve"> de desempenho.</w:t>
+      </w:r>
+    </w:p>
+    <w:p>
+      <w:pPr>
+        <w:pStyle w:val="SemEspaamento"/>
+      </w:pPr>
+    </w:p>
+    <w:p>
+      <w:pPr>
+        <w:pStyle w:val="SemEspaamento"/>
+      </w:pPr>
+      <w:r>
+        <w:rPr>
+          <w:noProof/>
+        </w:rPr>
         <w:drawing>
           <wp:inline distT="0" distB="0" distL="0" distR="0" wp14:anchorId="7832993B" wp14:editId="482D6C90">
             <wp:extent cx="4854361" cy="1790855"/>
@@ -708,10 +996,7 @@
       </w:r>
       <w:proofErr w:type="spellEnd"/>
       <w:r>
-        <w:t>,</w:t>
-      </w:r>
-      <w:r>
-        <w:t xml:space="preserve"> </w:t>
+        <w:t xml:space="preserve">, </w:t>
       </w:r>
       <w:proofErr w:type="spellStart"/>
       <w:r>
@@ -834,13 +1119,23 @@
     <w:p>
       <w:pPr>
         <w:pStyle w:val="SemEspaamento"/>
-      </w:pPr>
-    </w:p>
-    <w:p>
-      <w:pPr>
-        <w:pStyle w:val="SemEspaamento"/>
-      </w:pPr>
-      <w:r>
+        <w:ind w:left="0" w:firstLine="0"/>
+      </w:pPr>
+    </w:p>
+    <w:p>
+      <w:pPr>
+        <w:pStyle w:val="SemEspaamento"/>
+      </w:pPr>
+    </w:p>
+    <w:p>
+      <w:pPr>
+        <w:pStyle w:val="SemEspaamento"/>
+      </w:pPr>
+      <w:r>
+        <w:rPr>
+          <w:noProof/>
+        </w:rPr>
+        <w:lastRenderedPageBreak/>
         <w:drawing>
           <wp:inline distT="0" distB="0" distL="0" distR="0" wp14:anchorId="7A3B78BF" wp14:editId="5BBA7796">
             <wp:extent cx="5400040" cy="3648075"/>
@@ -882,6 +1177,26 @@
       <w:pPr>
         <w:pStyle w:val="SemEspaamento"/>
       </w:pPr>
+      <w:r>
+        <w:rPr>
+          <w:b/>
+          <w:bCs/>
+        </w:rPr>
+        <w:t>Justificação técnica:</w:t>
+      </w:r>
+      <w:r>
+        <w:t xml:space="preserve"> Mede a taxa de acertos no cache (hit ratio). Um valor elevado indica que a maioria das consultas é servida pela memória, reduzindo acessos a disco e aumentando desempenho.</w:t>
+      </w:r>
+    </w:p>
+    <w:p>
+      <w:pPr>
+        <w:pStyle w:val="SemEspaamento"/>
+      </w:pPr>
+    </w:p>
+    <w:p>
+      <w:pPr>
+        <w:pStyle w:val="SemEspaamento"/>
+      </w:pPr>
     </w:p>
     <w:p>
       <w:pPr>
@@ -984,10 +1299,12 @@
         </w:tabs>
       </w:pPr>
       <w:r>
-        <w:lastRenderedPageBreak/>
         <w:tab/>
       </w:r>
       <w:r>
+        <w:rPr>
+          <w:noProof/>
+        </w:rPr>
         <w:drawing>
           <wp:inline distT="0" distB="0" distL="0" distR="0" wp14:anchorId="2EBC5111" wp14:editId="33B3AE1B">
             <wp:extent cx="5400040" cy="1784350"/>
@@ -1028,6 +1345,44 @@
     <w:p>
       <w:pPr>
         <w:pStyle w:val="SemEspaamento"/>
+        <w:tabs>
+          <w:tab w:val="left" w:pos="2105"/>
+        </w:tabs>
+        <w:rPr>
+          <w:b/>
+          <w:bCs/>
+        </w:rPr>
+      </w:pPr>
+    </w:p>
+    <w:p>
+      <w:pPr>
+        <w:pStyle w:val="SemEspaamento"/>
+        <w:tabs>
+          <w:tab w:val="left" w:pos="2105"/>
+        </w:tabs>
+      </w:pPr>
+      <w:r>
+        <w:rPr>
+          <w:b/>
+          <w:bCs/>
+        </w:rPr>
+        <w:t>Justificação técnica:</w:t>
+      </w:r>
+      <w:r>
+        <w:t xml:space="preserve"> Permite monitorizar sessões ativas, identificar bloqueios, conexões suspeitas e consultas em execução. Essencial para gestão de recursos e segurança.</w:t>
+      </w:r>
+    </w:p>
+    <w:p>
+      <w:pPr>
+        <w:pStyle w:val="SemEspaamento"/>
+        <w:tabs>
+          <w:tab w:val="left" w:pos="2105"/>
+        </w:tabs>
+      </w:pPr>
+    </w:p>
+    <w:p>
+      <w:pPr>
+        <w:pStyle w:val="SemEspaamento"/>
         <w:rPr>
           <w:b/>
           <w:bCs/>
@@ -1063,6 +1418,9 @@
         <w:pStyle w:val="SemEspaamento"/>
       </w:pPr>
       <w:r>
+        <w:rPr>
+          <w:noProof/>
+        </w:rPr>
         <w:drawing>
           <wp:inline distT="0" distB="0" distL="0" distR="0" wp14:anchorId="0D56D561" wp14:editId="5744A641">
             <wp:extent cx="4785775" cy="1912786"/>
@@ -1105,6 +1463,9 @@
         <w:pStyle w:val="SemEspaamento"/>
       </w:pPr>
       <w:r>
+        <w:rPr>
+          <w:noProof/>
+        </w:rPr>
         <w:drawing>
           <wp:inline distT="0" distB="0" distL="0" distR="0" wp14:anchorId="324BA27C" wp14:editId="48B5E6CB">
             <wp:extent cx="5400040" cy="1125855"/>
@@ -1232,7 +1593,6 @@
         <w:rPr>
           <w:noProof/>
         </w:rPr>
-        <w:lastRenderedPageBreak/>
         <w:drawing>
           <wp:inline distT="0" distB="0" distL="0" distR="0" wp14:anchorId="5873B8D9" wp14:editId="67126F77">
             <wp:extent cx="5400040" cy="2150745"/>
@@ -1280,6 +1640,37 @@
       <w:pPr>
         <w:pStyle w:val="SemEspaamento"/>
       </w:pPr>
+      <w:r>
+        <w:rPr>
+          <w:b/>
+          <w:bCs/>
+        </w:rPr>
+        <w:t>Justificação técnica:</w:t>
+      </w:r>
+      <w:r>
+        <w:t xml:space="preserve"> A extensão </w:t>
+      </w:r>
+      <w:proofErr w:type="spellStart"/>
+      <w:r>
+        <w:t>pg_stat_statements</w:t>
+      </w:r>
+      <w:proofErr w:type="spellEnd"/>
+      <w:r>
+        <w:t xml:space="preserve"> fornece estatísticas detalhadas de execução. Consultas com tempo médio superior a 2 segundos são analisadas para otimização de índices, reescrita de </w:t>
+      </w:r>
+      <w:proofErr w:type="spellStart"/>
+      <w:r>
+        <w:t>queries</w:t>
+      </w:r>
+      <w:proofErr w:type="spellEnd"/>
+      <w:r>
+        <w:t xml:space="preserve"> ou ajuste de parâmetros.</w:t>
+      </w:r>
+    </w:p>
+    <w:p>
+      <w:pPr>
+        <w:pStyle w:val="SemEspaamento"/>
+      </w:pPr>
     </w:p>
     <w:p>
       <w:pPr>
@@ -1392,6 +1783,10 @@
         <w:pStyle w:val="SemEspaamento"/>
       </w:pPr>
       <w:r>
+        <w:rPr>
+          <w:noProof/>
+        </w:rPr>
+        <w:lastRenderedPageBreak/>
         <w:drawing>
           <wp:inline distT="0" distB="0" distL="0" distR="0" wp14:anchorId="178EF1F9" wp14:editId="5FA08643">
             <wp:extent cx="5400040" cy="2207260"/>
@@ -1428,6 +1823,151 @@
           </wp:inline>
         </w:drawing>
       </w:r>
+    </w:p>
+    <w:p>
+      <w:pPr>
+        <w:pStyle w:val="SemEspaamento"/>
+      </w:pPr>
+      <w:r>
+        <w:rPr>
+          <w:b/>
+          <w:bCs/>
+        </w:rPr>
+        <w:t>Justificação técnica:</w:t>
+      </w:r>
+    </w:p>
+    <w:p>
+      <w:pPr>
+        <w:pStyle w:val="SemEspaamento"/>
+        <w:numPr>
+          <w:ilvl w:val="0"/>
+          <w:numId w:val="26"/>
+        </w:numPr>
+      </w:pPr>
+      <w:proofErr w:type="spellStart"/>
+      <w:r>
+        <w:rPr>
+          <w:b/>
+          <w:bCs/>
+        </w:rPr>
+        <w:t>numbackends</w:t>
+      </w:r>
+      <w:proofErr w:type="spellEnd"/>
+      <w:r>
+        <w:rPr>
+          <w:b/>
+          <w:bCs/>
+        </w:rPr>
+        <w:t>:</w:t>
+      </w:r>
+      <w:r>
+        <w:t xml:space="preserve"> Número de conexões ativas, útil para dimensionamento.</w:t>
+      </w:r>
+    </w:p>
+    <w:p>
+      <w:pPr>
+        <w:pStyle w:val="SemEspaamento"/>
+        <w:numPr>
+          <w:ilvl w:val="0"/>
+          <w:numId w:val="26"/>
+        </w:numPr>
+      </w:pPr>
+      <w:proofErr w:type="spellStart"/>
+      <w:r>
+        <w:rPr>
+          <w:b/>
+          <w:bCs/>
+        </w:rPr>
+        <w:t>xact_commit</w:t>
+      </w:r>
+      <w:proofErr w:type="spellEnd"/>
+      <w:r>
+        <w:rPr>
+          <w:b/>
+          <w:bCs/>
+        </w:rPr>
+        <w:t xml:space="preserve"> / </w:t>
+      </w:r>
+      <w:proofErr w:type="spellStart"/>
+      <w:r>
+        <w:rPr>
+          <w:b/>
+          <w:bCs/>
+        </w:rPr>
+        <w:t>xact_rollback</w:t>
+      </w:r>
+      <w:proofErr w:type="spellEnd"/>
+      <w:r>
+        <w:rPr>
+          <w:b/>
+          <w:bCs/>
+        </w:rPr>
+        <w:t>:</w:t>
+      </w:r>
+      <w:r>
+        <w:t xml:space="preserve"> Avalia sucesso e falhas em transações.</w:t>
+      </w:r>
+    </w:p>
+    <w:p>
+      <w:pPr>
+        <w:pStyle w:val="SemEspaamento"/>
+        <w:numPr>
+          <w:ilvl w:val="0"/>
+          <w:numId w:val="26"/>
+        </w:numPr>
+      </w:pPr>
+      <w:proofErr w:type="spellStart"/>
+      <w:r>
+        <w:rPr>
+          <w:b/>
+          <w:bCs/>
+        </w:rPr>
+        <w:t>tup_insert</w:t>
+      </w:r>
+      <w:proofErr w:type="spellEnd"/>
+      <w:r>
+        <w:rPr>
+          <w:b/>
+          <w:bCs/>
+        </w:rPr>
+        <w:t xml:space="preserve"> / </w:t>
+      </w:r>
+      <w:proofErr w:type="spellStart"/>
+      <w:r>
+        <w:rPr>
+          <w:b/>
+          <w:bCs/>
+        </w:rPr>
+        <w:t>update</w:t>
+      </w:r>
+      <w:proofErr w:type="spellEnd"/>
+      <w:r>
+        <w:rPr>
+          <w:b/>
+          <w:bCs/>
+        </w:rPr>
+        <w:t xml:space="preserve"> / delete:</w:t>
+      </w:r>
+      <w:r>
+        <w:t xml:space="preserve"> Mede carga de trabalho em termos de manipulação de dados.</w:t>
+      </w:r>
+    </w:p>
+    <w:p>
+      <w:pPr>
+        <w:pStyle w:val="SemEspaamento"/>
+        <w:numPr>
+          <w:ilvl w:val="0"/>
+          <w:numId w:val="26"/>
+        </w:numPr>
+      </w:pPr>
+      <w:r>
+        <w:t>Esses indicadores permitem avaliar a saúde da base de dados e identificar padrões de utilização.</w:t>
+      </w:r>
+    </w:p>
+    <w:p>
+      <w:pPr>
+        <w:pStyle w:val="SemEspaamento"/>
+      </w:pPr>
     </w:p>
     <w:sectPr>
       <w:headerReference w:type="default" r:id="rId19"/>
@@ -1978,6 +2518,155 @@
     </w:lvl>
   </w:abstractNum>
   <w:abstractNum w:abstractNumId="2" w15:restartNumberingAfterBreak="0">
+    <w:nsid w:val="13DE6108"/>
+    <w:multiLevelType w:val="multilevel"/>
+    <w:tmpl w:val="5288C65E"/>
+    <w:lvl w:ilvl="0">
+      <w:start w:val="1"/>
+      <w:numFmt w:val="bullet"/>
+      <w:lvlText w:val=""/>
+      <w:lvlJc w:val="left"/>
+      <w:pPr>
+        <w:tabs>
+          <w:tab w:val="num" w:pos="720"/>
+        </w:tabs>
+        <w:ind w:left="720" w:hanging="360"/>
+      </w:pPr>
+      <w:rPr>
+        <w:rFonts w:ascii="Symbol" w:hAnsi="Symbol" w:hint="default"/>
+        <w:sz w:val="20"/>
+      </w:rPr>
+    </w:lvl>
+    <w:lvl w:ilvl="1" w:tentative="1">
+      <w:start w:val="1"/>
+      <w:numFmt w:val="bullet"/>
+      <w:lvlText w:val="o"/>
+      <w:lvlJc w:val="left"/>
+      <w:pPr>
+        <w:tabs>
+          <w:tab w:val="num" w:pos="1440"/>
+        </w:tabs>
+        <w:ind w:left="1440" w:hanging="360"/>
+      </w:pPr>
+      <w:rPr>
+        <w:rFonts w:ascii="Courier New" w:hAnsi="Courier New" w:hint="default"/>
+        <w:sz w:val="20"/>
+      </w:rPr>
+    </w:lvl>
+    <w:lvl w:ilvl="2" w:tentative="1">
+      <w:start w:val="1"/>
+      <w:numFmt w:val="bullet"/>
+      <w:lvlText w:val=""/>
+      <w:lvlJc w:val="left"/>
+      <w:pPr>
+        <w:tabs>
+          <w:tab w:val="num" w:pos="2160"/>
+        </w:tabs>
+        <w:ind w:left="2160" w:hanging="360"/>
+      </w:pPr>
+      <w:rPr>
+        <w:rFonts w:ascii="Wingdings" w:hAnsi="Wingdings" w:hint="default"/>
+        <w:sz w:val="20"/>
+      </w:rPr>
+    </w:lvl>
+    <w:lvl w:ilvl="3" w:tentative="1">
+      <w:start w:val="1"/>
+      <w:numFmt w:val="bullet"/>
+      <w:lvlText w:val=""/>
+      <w:lvlJc w:val="left"/>
+      <w:pPr>
+        <w:tabs>
+          <w:tab w:val="num" w:pos="2880"/>
+        </w:tabs>
+        <w:ind w:left="2880" w:hanging="360"/>
+      </w:pPr>
+      <w:rPr>
+        <w:rFonts w:ascii="Wingdings" w:hAnsi="Wingdings" w:hint="default"/>
+        <w:sz w:val="20"/>
+      </w:rPr>
+    </w:lvl>
+    <w:lvl w:ilvl="4" w:tentative="1">
+      <w:start w:val="1"/>
+      <w:numFmt w:val="bullet"/>
+      <w:lvlText w:val=""/>
+      <w:lvlJc w:val="left"/>
+      <w:pPr>
+        <w:tabs>
+          <w:tab w:val="num" w:pos="3600"/>
+        </w:tabs>
+        <w:ind w:left="3600" w:hanging="360"/>
+      </w:pPr>
+      <w:rPr>
+        <w:rFonts w:ascii="Wingdings" w:hAnsi="Wingdings" w:hint="default"/>
+        <w:sz w:val="20"/>
+      </w:rPr>
+    </w:lvl>
+    <w:lvl w:ilvl="5" w:tentative="1">
+      <w:start w:val="1"/>
+      <w:numFmt w:val="bullet"/>
+      <w:lvlText w:val=""/>
+      <w:lvlJc w:val="left"/>
+      <w:pPr>
+        <w:tabs>
+          <w:tab w:val="num" w:pos="4320"/>
+        </w:tabs>
+        <w:ind w:left="4320" w:hanging="360"/>
+      </w:pPr>
+      <w:rPr>
+        <w:rFonts w:ascii="Wingdings" w:hAnsi="Wingdings" w:hint="default"/>
+        <w:sz w:val="20"/>
+      </w:rPr>
+    </w:lvl>
+    <w:lvl w:ilvl="6" w:tentative="1">
+      <w:start w:val="1"/>
+      <w:numFmt w:val="bullet"/>
+      <w:lvlText w:val=""/>
+      <w:lvlJc w:val="left"/>
+      <w:pPr>
+        <w:tabs>
+          <w:tab w:val="num" w:pos="5040"/>
+        </w:tabs>
+        <w:ind w:left="5040" w:hanging="360"/>
+      </w:pPr>
+      <w:rPr>
+        <w:rFonts w:ascii="Wingdings" w:hAnsi="Wingdings" w:hint="default"/>
+        <w:sz w:val="20"/>
+      </w:rPr>
+    </w:lvl>
+    <w:lvl w:ilvl="7" w:tentative="1">
+      <w:start w:val="1"/>
+      <w:numFmt w:val="bullet"/>
+      <w:lvlText w:val=""/>
+      <w:lvlJc w:val="left"/>
+      <w:pPr>
+        <w:tabs>
+          <w:tab w:val="num" w:pos="5760"/>
+        </w:tabs>
+        <w:ind w:left="5760" w:hanging="360"/>
+      </w:pPr>
+      <w:rPr>
+        <w:rFonts w:ascii="Wingdings" w:hAnsi="Wingdings" w:hint="default"/>
+        <w:sz w:val="20"/>
+      </w:rPr>
+    </w:lvl>
+    <w:lvl w:ilvl="8" w:tentative="1">
+      <w:start w:val="1"/>
+      <w:numFmt w:val="bullet"/>
+      <w:lvlText w:val=""/>
+      <w:lvlJc w:val="left"/>
+      <w:pPr>
+        <w:tabs>
+          <w:tab w:val="num" w:pos="6480"/>
+        </w:tabs>
+        <w:ind w:left="6480" w:hanging="360"/>
+      </w:pPr>
+      <w:rPr>
+        <w:rFonts w:ascii="Wingdings" w:hAnsi="Wingdings" w:hint="default"/>
+        <w:sz w:val="20"/>
+      </w:rPr>
+    </w:lvl>
+  </w:abstractNum>
+  <w:abstractNum w:abstractNumId="3" w15:restartNumberingAfterBreak="0">
     <w:nsid w:val="15F872FE"/>
     <w:multiLevelType w:val="hybridMultilevel"/>
     <w:tmpl w:val="B00AE424"/>
@@ -2090,7 +2779,7 @@
       </w:rPr>
     </w:lvl>
   </w:abstractNum>
-  <w:abstractNum w:abstractNumId="3" w15:restartNumberingAfterBreak="0">
+  <w:abstractNum w:abstractNumId="4" w15:restartNumberingAfterBreak="0">
     <w:nsid w:val="19A8700F"/>
     <w:multiLevelType w:val="hybridMultilevel"/>
     <w:tmpl w:val="773E2674"/>
@@ -2202,7 +2891,7 @@
       </w:rPr>
     </w:lvl>
   </w:abstractNum>
-  <w:abstractNum w:abstractNumId="4" w15:restartNumberingAfterBreak="0">
+  <w:abstractNum w:abstractNumId="5" w15:restartNumberingAfterBreak="0">
     <w:nsid w:val="1E6C5813"/>
     <w:multiLevelType w:val="hybridMultilevel"/>
     <w:tmpl w:val="8CAC3C7C"/>
@@ -2314,7 +3003,7 @@
       </w:rPr>
     </w:lvl>
   </w:abstractNum>
-  <w:abstractNum w:abstractNumId="5" w15:restartNumberingAfterBreak="0">
+  <w:abstractNum w:abstractNumId="6" w15:restartNumberingAfterBreak="0">
     <w:nsid w:val="1E7B0E88"/>
     <w:multiLevelType w:val="hybridMultilevel"/>
     <w:tmpl w:val="51128EFA"/>
@@ -2426,7 +3115,7 @@
       </w:rPr>
     </w:lvl>
   </w:abstractNum>
-  <w:abstractNum w:abstractNumId="6" w15:restartNumberingAfterBreak="0">
+  <w:abstractNum w:abstractNumId="7" w15:restartNumberingAfterBreak="0">
     <w:nsid w:val="2A4C4E7B"/>
     <w:multiLevelType w:val="multilevel"/>
     <w:tmpl w:val="2AF08260"/>
@@ -2575,7 +3264,7 @@
       </w:rPr>
     </w:lvl>
   </w:abstractNum>
-  <w:abstractNum w:abstractNumId="7" w15:restartNumberingAfterBreak="0">
+  <w:abstractNum w:abstractNumId="8" w15:restartNumberingAfterBreak="0">
     <w:nsid w:val="2B20129D"/>
     <w:multiLevelType w:val="hybridMultilevel"/>
     <w:tmpl w:val="7324B938"/>
@@ -2687,7 +3376,7 @@
       </w:rPr>
     </w:lvl>
   </w:abstractNum>
-  <w:abstractNum w:abstractNumId="8" w15:restartNumberingAfterBreak="0">
+  <w:abstractNum w:abstractNumId="9" w15:restartNumberingAfterBreak="0">
     <w:nsid w:val="2CB440D2"/>
     <w:multiLevelType w:val="hybridMultilevel"/>
     <w:tmpl w:val="EE6E785C"/>
@@ -2800,7 +3489,7 @@
       </w:rPr>
     </w:lvl>
   </w:abstractNum>
-  <w:abstractNum w:abstractNumId="9" w15:restartNumberingAfterBreak="0">
+  <w:abstractNum w:abstractNumId="10" w15:restartNumberingAfterBreak="0">
     <w:nsid w:val="33645339"/>
     <w:multiLevelType w:val="hybridMultilevel"/>
     <w:tmpl w:val="DC6A85B0"/>
@@ -2912,7 +3601,7 @@
       </w:rPr>
     </w:lvl>
   </w:abstractNum>
-  <w:abstractNum w:abstractNumId="10" w15:restartNumberingAfterBreak="0">
+  <w:abstractNum w:abstractNumId="11" w15:restartNumberingAfterBreak="0">
     <w:nsid w:val="33EF1CB4"/>
     <w:multiLevelType w:val="multilevel"/>
     <w:tmpl w:val="D31C99C2"/>
@@ -3061,7 +3750,156 @@
       </w:rPr>
     </w:lvl>
   </w:abstractNum>
-  <w:abstractNum w:abstractNumId="11" w15:restartNumberingAfterBreak="0">
+  <w:abstractNum w:abstractNumId="12" w15:restartNumberingAfterBreak="0">
+    <w:nsid w:val="36BB5E46"/>
+    <w:multiLevelType w:val="multilevel"/>
+    <w:tmpl w:val="CF3AA378"/>
+    <w:lvl w:ilvl="0">
+      <w:start w:val="1"/>
+      <w:numFmt w:val="bullet"/>
+      <w:lvlText w:val=""/>
+      <w:lvlJc w:val="left"/>
+      <w:pPr>
+        <w:tabs>
+          <w:tab w:val="num" w:pos="720"/>
+        </w:tabs>
+        <w:ind w:left="720" w:hanging="360"/>
+      </w:pPr>
+      <w:rPr>
+        <w:rFonts w:ascii="Symbol" w:hAnsi="Symbol" w:hint="default"/>
+        <w:sz w:val="20"/>
+      </w:rPr>
+    </w:lvl>
+    <w:lvl w:ilvl="1" w:tentative="1">
+      <w:start w:val="1"/>
+      <w:numFmt w:val="bullet"/>
+      <w:lvlText w:val="o"/>
+      <w:lvlJc w:val="left"/>
+      <w:pPr>
+        <w:tabs>
+          <w:tab w:val="num" w:pos="1440"/>
+        </w:tabs>
+        <w:ind w:left="1440" w:hanging="360"/>
+      </w:pPr>
+      <w:rPr>
+        <w:rFonts w:ascii="Courier New" w:hAnsi="Courier New" w:hint="default"/>
+        <w:sz w:val="20"/>
+      </w:rPr>
+    </w:lvl>
+    <w:lvl w:ilvl="2" w:tentative="1">
+      <w:start w:val="1"/>
+      <w:numFmt w:val="bullet"/>
+      <w:lvlText w:val=""/>
+      <w:lvlJc w:val="left"/>
+      <w:pPr>
+        <w:tabs>
+          <w:tab w:val="num" w:pos="2160"/>
+        </w:tabs>
+        <w:ind w:left="2160" w:hanging="360"/>
+      </w:pPr>
+      <w:rPr>
+        <w:rFonts w:ascii="Wingdings" w:hAnsi="Wingdings" w:hint="default"/>
+        <w:sz w:val="20"/>
+      </w:rPr>
+    </w:lvl>
+    <w:lvl w:ilvl="3" w:tentative="1">
+      <w:start w:val="1"/>
+      <w:numFmt w:val="bullet"/>
+      <w:lvlText w:val=""/>
+      <w:lvlJc w:val="left"/>
+      <w:pPr>
+        <w:tabs>
+          <w:tab w:val="num" w:pos="2880"/>
+        </w:tabs>
+        <w:ind w:left="2880" w:hanging="360"/>
+      </w:pPr>
+      <w:rPr>
+        <w:rFonts w:ascii="Wingdings" w:hAnsi="Wingdings" w:hint="default"/>
+        <w:sz w:val="20"/>
+      </w:rPr>
+    </w:lvl>
+    <w:lvl w:ilvl="4" w:tentative="1">
+      <w:start w:val="1"/>
+      <w:numFmt w:val="bullet"/>
+      <w:lvlText w:val=""/>
+      <w:lvlJc w:val="left"/>
+      <w:pPr>
+        <w:tabs>
+          <w:tab w:val="num" w:pos="3600"/>
+        </w:tabs>
+        <w:ind w:left="3600" w:hanging="360"/>
+      </w:pPr>
+      <w:rPr>
+        <w:rFonts w:ascii="Wingdings" w:hAnsi="Wingdings" w:hint="default"/>
+        <w:sz w:val="20"/>
+      </w:rPr>
+    </w:lvl>
+    <w:lvl w:ilvl="5" w:tentative="1">
+      <w:start w:val="1"/>
+      <w:numFmt w:val="bullet"/>
+      <w:lvlText w:val=""/>
+      <w:lvlJc w:val="left"/>
+      <w:pPr>
+        <w:tabs>
+          <w:tab w:val="num" w:pos="4320"/>
+        </w:tabs>
+        <w:ind w:left="4320" w:hanging="360"/>
+      </w:pPr>
+      <w:rPr>
+        <w:rFonts w:ascii="Wingdings" w:hAnsi="Wingdings" w:hint="default"/>
+        <w:sz w:val="20"/>
+      </w:rPr>
+    </w:lvl>
+    <w:lvl w:ilvl="6" w:tentative="1">
+      <w:start w:val="1"/>
+      <w:numFmt w:val="bullet"/>
+      <w:lvlText w:val=""/>
+      <w:lvlJc w:val="left"/>
+      <w:pPr>
+        <w:tabs>
+          <w:tab w:val="num" w:pos="5040"/>
+        </w:tabs>
+        <w:ind w:left="5040" w:hanging="360"/>
+      </w:pPr>
+      <w:rPr>
+        <w:rFonts w:ascii="Wingdings" w:hAnsi="Wingdings" w:hint="default"/>
+        <w:sz w:val="20"/>
+      </w:rPr>
+    </w:lvl>
+    <w:lvl w:ilvl="7" w:tentative="1">
+      <w:start w:val="1"/>
+      <w:numFmt w:val="bullet"/>
+      <w:lvlText w:val=""/>
+      <w:lvlJc w:val="left"/>
+      <w:pPr>
+        <w:tabs>
+          <w:tab w:val="num" w:pos="5760"/>
+        </w:tabs>
+        <w:ind w:left="5760" w:hanging="360"/>
+      </w:pPr>
+      <w:rPr>
+        <w:rFonts w:ascii="Wingdings" w:hAnsi="Wingdings" w:hint="default"/>
+        <w:sz w:val="20"/>
+      </w:rPr>
+    </w:lvl>
+    <w:lvl w:ilvl="8" w:tentative="1">
+      <w:start w:val="1"/>
+      <w:numFmt w:val="bullet"/>
+      <w:lvlText w:val=""/>
+      <w:lvlJc w:val="left"/>
+      <w:pPr>
+        <w:tabs>
+          <w:tab w:val="num" w:pos="6480"/>
+        </w:tabs>
+        <w:ind w:left="6480" w:hanging="360"/>
+      </w:pPr>
+      <w:rPr>
+        <w:rFonts w:ascii="Wingdings" w:hAnsi="Wingdings" w:hint="default"/>
+        <w:sz w:val="20"/>
+      </w:rPr>
+    </w:lvl>
+  </w:abstractNum>
+  <w:abstractNum w:abstractNumId="13" w15:restartNumberingAfterBreak="0">
     <w:nsid w:val="3AEC32FA"/>
     <w:multiLevelType w:val="multilevel"/>
     <w:tmpl w:val="DE7CFA22"/>
@@ -3210,7 +4048,7 @@
       </w:rPr>
     </w:lvl>
   </w:abstractNum>
-  <w:abstractNum w:abstractNumId="12" w15:restartNumberingAfterBreak="0">
+  <w:abstractNum w:abstractNumId="14" w15:restartNumberingAfterBreak="0">
     <w:nsid w:val="3F270404"/>
     <w:multiLevelType w:val="multilevel"/>
     <w:tmpl w:val="847AB662"/>
@@ -3323,7 +4161,7 @@
       </w:pPr>
     </w:lvl>
   </w:abstractNum>
-  <w:abstractNum w:abstractNumId="13" w15:restartNumberingAfterBreak="0">
+  <w:abstractNum w:abstractNumId="15" w15:restartNumberingAfterBreak="0">
     <w:nsid w:val="5D6B0F07"/>
     <w:multiLevelType w:val="multilevel"/>
     <w:tmpl w:val="64965B64"/>
@@ -3472,7 +4310,7 @@
       </w:rPr>
     </w:lvl>
   </w:abstractNum>
-  <w:abstractNum w:abstractNumId="14" w15:restartNumberingAfterBreak="0">
+  <w:abstractNum w:abstractNumId="16" w15:restartNumberingAfterBreak="0">
     <w:nsid w:val="5D6E077E"/>
     <w:multiLevelType w:val="multilevel"/>
     <w:tmpl w:val="3370C302"/>
@@ -3589,7 +4427,7 @@
       </w:pPr>
     </w:lvl>
   </w:abstractNum>
-  <w:abstractNum w:abstractNumId="15" w15:restartNumberingAfterBreak="0">
+  <w:abstractNum w:abstractNumId="17" w15:restartNumberingAfterBreak="0">
     <w:nsid w:val="5FA761A9"/>
     <w:multiLevelType w:val="multilevel"/>
     <w:tmpl w:val="A55C57AE"/>
@@ -3738,7 +4576,7 @@
       </w:rPr>
     </w:lvl>
   </w:abstractNum>
-  <w:abstractNum w:abstractNumId="16" w15:restartNumberingAfterBreak="0">
+  <w:abstractNum w:abstractNumId="18" w15:restartNumberingAfterBreak="0">
     <w:nsid w:val="60D175F2"/>
     <w:multiLevelType w:val="multilevel"/>
     <w:tmpl w:val="1818CB24"/>
@@ -3887,7 +4725,7 @@
       </w:rPr>
     </w:lvl>
   </w:abstractNum>
-  <w:abstractNum w:abstractNumId="17" w15:restartNumberingAfterBreak="0">
+  <w:abstractNum w:abstractNumId="19" w15:restartNumberingAfterBreak="0">
     <w:nsid w:val="66521D36"/>
     <w:multiLevelType w:val="hybridMultilevel"/>
     <w:tmpl w:val="C750D00E"/>
@@ -4000,7 +4838,7 @@
       </w:rPr>
     </w:lvl>
   </w:abstractNum>
-  <w:abstractNum w:abstractNumId="18" w15:restartNumberingAfterBreak="0">
+  <w:abstractNum w:abstractNumId="20" w15:restartNumberingAfterBreak="0">
     <w:nsid w:val="6B8C1F2C"/>
     <w:multiLevelType w:val="hybridMultilevel"/>
     <w:tmpl w:val="1AEC3704"/>
@@ -4112,7 +4950,7 @@
       </w:rPr>
     </w:lvl>
   </w:abstractNum>
-  <w:abstractNum w:abstractNumId="19" w15:restartNumberingAfterBreak="0">
+  <w:abstractNum w:abstractNumId="21" w15:restartNumberingAfterBreak="0">
     <w:nsid w:val="6D1630C2"/>
     <w:multiLevelType w:val="hybridMultilevel"/>
     <w:tmpl w:val="59163AD2"/>
@@ -4225,7 +5063,156 @@
       </w:rPr>
     </w:lvl>
   </w:abstractNum>
-  <w:abstractNum w:abstractNumId="20" w15:restartNumberingAfterBreak="0">
+  <w:abstractNum w:abstractNumId="22" w15:restartNumberingAfterBreak="0">
+    <w:nsid w:val="6EB26587"/>
+    <w:multiLevelType w:val="multilevel"/>
+    <w:tmpl w:val="8A1E2BDE"/>
+    <w:lvl w:ilvl="0">
+      <w:start w:val="1"/>
+      <w:numFmt w:val="bullet"/>
+      <w:lvlText w:val=""/>
+      <w:lvlJc w:val="left"/>
+      <w:pPr>
+        <w:tabs>
+          <w:tab w:val="num" w:pos="720"/>
+        </w:tabs>
+        <w:ind w:left="720" w:hanging="360"/>
+      </w:pPr>
+      <w:rPr>
+        <w:rFonts w:ascii="Symbol" w:hAnsi="Symbol" w:hint="default"/>
+        <w:sz w:val="20"/>
+      </w:rPr>
+    </w:lvl>
+    <w:lvl w:ilvl="1" w:tentative="1">
+      <w:start w:val="1"/>
+      <w:numFmt w:val="bullet"/>
+      <w:lvlText w:val="o"/>
+      <w:lvlJc w:val="left"/>
+      <w:pPr>
+        <w:tabs>
+          <w:tab w:val="num" w:pos="1440"/>
+        </w:tabs>
+        <w:ind w:left="1440" w:hanging="360"/>
+      </w:pPr>
+      <w:rPr>
+        <w:rFonts w:ascii="Courier New" w:hAnsi="Courier New" w:hint="default"/>
+        <w:sz w:val="20"/>
+      </w:rPr>
+    </w:lvl>
+    <w:lvl w:ilvl="2" w:tentative="1">
+      <w:start w:val="1"/>
+      <w:numFmt w:val="bullet"/>
+      <w:lvlText w:val=""/>
+      <w:lvlJc w:val="left"/>
+      <w:pPr>
+        <w:tabs>
+          <w:tab w:val="num" w:pos="2160"/>
+        </w:tabs>
+        <w:ind w:left="2160" w:hanging="360"/>
+      </w:pPr>
+      <w:rPr>
+        <w:rFonts w:ascii="Wingdings" w:hAnsi="Wingdings" w:hint="default"/>
+        <w:sz w:val="20"/>
+      </w:rPr>
+    </w:lvl>
+    <w:lvl w:ilvl="3" w:tentative="1">
+      <w:start w:val="1"/>
+      <w:numFmt w:val="bullet"/>
+      <w:lvlText w:val=""/>
+      <w:lvlJc w:val="left"/>
+      <w:pPr>
+        <w:tabs>
+          <w:tab w:val="num" w:pos="2880"/>
+        </w:tabs>
+        <w:ind w:left="2880" w:hanging="360"/>
+      </w:pPr>
+      <w:rPr>
+        <w:rFonts w:ascii="Wingdings" w:hAnsi="Wingdings" w:hint="default"/>
+        <w:sz w:val="20"/>
+      </w:rPr>
+    </w:lvl>
+    <w:lvl w:ilvl="4" w:tentative="1">
+      <w:start w:val="1"/>
+      <w:numFmt w:val="bullet"/>
+      <w:lvlText w:val=""/>
+      <w:lvlJc w:val="left"/>
+      <w:pPr>
+        <w:tabs>
+          <w:tab w:val="num" w:pos="3600"/>
+        </w:tabs>
+        <w:ind w:left="3600" w:hanging="360"/>
+      </w:pPr>
+      <w:rPr>
+        <w:rFonts w:ascii="Wingdings" w:hAnsi="Wingdings" w:hint="default"/>
+        <w:sz w:val="20"/>
+      </w:rPr>
+    </w:lvl>
+    <w:lvl w:ilvl="5" w:tentative="1">
+      <w:start w:val="1"/>
+      <w:numFmt w:val="bullet"/>
+      <w:lvlText w:val=""/>
+      <w:lvlJc w:val="left"/>
+      <w:pPr>
+        <w:tabs>
+          <w:tab w:val="num" w:pos="4320"/>
+        </w:tabs>
+        <w:ind w:left="4320" w:hanging="360"/>
+      </w:pPr>
+      <w:rPr>
+        <w:rFonts w:ascii="Wingdings" w:hAnsi="Wingdings" w:hint="default"/>
+        <w:sz w:val="20"/>
+      </w:rPr>
+    </w:lvl>
+    <w:lvl w:ilvl="6" w:tentative="1">
+      <w:start w:val="1"/>
+      <w:numFmt w:val="bullet"/>
+      <w:lvlText w:val=""/>
+      <w:lvlJc w:val="left"/>
+      <w:pPr>
+        <w:tabs>
+          <w:tab w:val="num" w:pos="5040"/>
+        </w:tabs>
+        <w:ind w:left="5040" w:hanging="360"/>
+      </w:pPr>
+      <w:rPr>
+        <w:rFonts w:ascii="Wingdings" w:hAnsi="Wingdings" w:hint="default"/>
+        <w:sz w:val="20"/>
+      </w:rPr>
+    </w:lvl>
+    <w:lvl w:ilvl="7" w:tentative="1">
+      <w:start w:val="1"/>
+      <w:numFmt w:val="bullet"/>
+      <w:lvlText w:val=""/>
+      <w:lvlJc w:val="left"/>
+      <w:pPr>
+        <w:tabs>
+          <w:tab w:val="num" w:pos="5760"/>
+        </w:tabs>
+        <w:ind w:left="5760" w:hanging="360"/>
+      </w:pPr>
+      <w:rPr>
+        <w:rFonts w:ascii="Wingdings" w:hAnsi="Wingdings" w:hint="default"/>
+        <w:sz w:val="20"/>
+      </w:rPr>
+    </w:lvl>
+    <w:lvl w:ilvl="8" w:tentative="1">
+      <w:start w:val="1"/>
+      <w:numFmt w:val="bullet"/>
+      <w:lvlText w:val=""/>
+      <w:lvlJc w:val="left"/>
+      <w:pPr>
+        <w:tabs>
+          <w:tab w:val="num" w:pos="6480"/>
+        </w:tabs>
+        <w:ind w:left="6480" w:hanging="360"/>
+      </w:pPr>
+      <w:rPr>
+        <w:rFonts w:ascii="Wingdings" w:hAnsi="Wingdings" w:hint="default"/>
+        <w:sz w:val="20"/>
+      </w:rPr>
+    </w:lvl>
+  </w:abstractNum>
+  <w:abstractNum w:abstractNumId="23" w15:restartNumberingAfterBreak="0">
     <w:nsid w:val="71104C45"/>
     <w:multiLevelType w:val="hybridMultilevel"/>
     <w:tmpl w:val="9FB0CC22"/>
@@ -4338,7 +5325,7 @@
       </w:rPr>
     </w:lvl>
   </w:abstractNum>
-  <w:abstractNum w:abstractNumId="21" w15:restartNumberingAfterBreak="0">
+  <w:abstractNum w:abstractNumId="24" w15:restartNumberingAfterBreak="0">
     <w:nsid w:val="760C06C4"/>
     <w:multiLevelType w:val="hybridMultilevel"/>
     <w:tmpl w:val="54C6AA44"/>
@@ -4424,7 +5411,7 @@
       </w:pPr>
     </w:lvl>
   </w:abstractNum>
-  <w:abstractNum w:abstractNumId="22" w15:restartNumberingAfterBreak="0">
+  <w:abstractNum w:abstractNumId="25" w15:restartNumberingAfterBreak="0">
     <w:nsid w:val="7F011BDF"/>
     <w:multiLevelType w:val="multilevel"/>
     <w:tmpl w:val="FCCA7E3C"/>
@@ -4574,61 +5561,61 @@
     </w:lvl>
   </w:abstractNum>
   <w:num w:numId="1" w16cid:durableId="1526478735">
+    <w:abstractNumId w:val="16"/>
+  </w:num>
+  <w:num w:numId="2" w16cid:durableId="62721281">
+    <w:abstractNumId w:val="3"/>
+  </w:num>
+  <w:num w:numId="3" w16cid:durableId="1930968827">
+    <w:abstractNumId w:val="19"/>
+  </w:num>
+  <w:num w:numId="4" w16cid:durableId="368842460">
+    <w:abstractNumId w:val="11"/>
+  </w:num>
+  <w:num w:numId="5" w16cid:durableId="357196463">
+    <w:abstractNumId w:val="7"/>
+  </w:num>
+  <w:num w:numId="6" w16cid:durableId="579289527">
     <w:abstractNumId w:val="14"/>
   </w:num>
-  <w:num w:numId="2" w16cid:durableId="62721281">
-    <w:abstractNumId w:val="2"/>
+  <w:num w:numId="7" w16cid:durableId="888344594">
+    <w:abstractNumId w:val="9"/>
   </w:num>
-  <w:num w:numId="3" w16cid:durableId="1930968827">
-    <w:abstractNumId w:val="17"/>
-  </w:num>
-  <w:num w:numId="4" w16cid:durableId="368842460">
+  <w:num w:numId="8" w16cid:durableId="1759324145">
     <w:abstractNumId w:val="10"/>
   </w:num>
-  <w:num w:numId="5" w16cid:durableId="357196463">
+  <w:num w:numId="9" w16cid:durableId="978143946">
+    <w:abstractNumId w:val="20"/>
+  </w:num>
+  <w:num w:numId="10" w16cid:durableId="1468157741">
+    <w:abstractNumId w:val="8"/>
+  </w:num>
+  <w:num w:numId="11" w16cid:durableId="872305709">
+    <w:abstractNumId w:val="25"/>
+  </w:num>
+  <w:num w:numId="12" w16cid:durableId="801466384">
+    <w:abstractNumId w:val="21"/>
+  </w:num>
+  <w:num w:numId="13" w16cid:durableId="958102732">
+    <w:abstractNumId w:val="5"/>
+  </w:num>
+  <w:num w:numId="14" w16cid:durableId="1872955299">
+    <w:abstractNumId w:val="4"/>
+  </w:num>
+  <w:num w:numId="15" w16cid:durableId="970476557">
+    <w:abstractNumId w:val="23"/>
+  </w:num>
+  <w:num w:numId="16" w16cid:durableId="81534146">
+    <w:abstractNumId w:val="24"/>
+  </w:num>
+  <w:num w:numId="17" w16cid:durableId="558321422">
     <w:abstractNumId w:val="6"/>
   </w:num>
-  <w:num w:numId="6" w16cid:durableId="579289527">
-    <w:abstractNumId w:val="12"/>
-  </w:num>
-  <w:num w:numId="7" w16cid:durableId="888344594">
-    <w:abstractNumId w:val="8"/>
-  </w:num>
-  <w:num w:numId="8" w16cid:durableId="1759324145">
-    <w:abstractNumId w:val="9"/>
-  </w:num>
-  <w:num w:numId="9" w16cid:durableId="978143946">
-    <w:abstractNumId w:val="18"/>
-  </w:num>
-  <w:num w:numId="10" w16cid:durableId="1468157741">
-    <w:abstractNumId w:val="7"/>
-  </w:num>
-  <w:num w:numId="11" w16cid:durableId="872305709">
-    <w:abstractNumId w:val="22"/>
-  </w:num>
-  <w:num w:numId="12" w16cid:durableId="801466384">
-    <w:abstractNumId w:val="19"/>
-  </w:num>
-  <w:num w:numId="13" w16cid:durableId="958102732">
-    <w:abstractNumId w:val="4"/>
-  </w:num>
-  <w:num w:numId="14" w16cid:durableId="1872955299">
-    <w:abstractNumId w:val="3"/>
-  </w:num>
-  <w:num w:numId="15" w16cid:durableId="970476557">
-    <w:abstractNumId w:val="20"/>
-  </w:num>
-  <w:num w:numId="16" w16cid:durableId="81534146">
-    <w:abstractNumId w:val="21"/>
-  </w:num>
-  <w:num w:numId="17" w16cid:durableId="558321422">
-    <w:abstractNumId w:val="5"/>
-  </w:num>
   <w:num w:numId="18" w16cid:durableId="1457523294">
-    <w:abstractNumId w:val="11"/>
+    <w:abstractNumId w:val="13"/>
   </w:num>
   <w:num w:numId="19" w16cid:durableId="263463904">
-    <w:abstractNumId w:val="15"/>
+    <w:abstractNumId w:val="17"/>
   </w:num>
   <w:num w:numId="20" w16cid:durableId="375544587">
     <w:abstractNumId w:val="0"/>
@@ -4637,10 +5624,19 @@
     <w:abstractNumId w:val="1"/>
   </w:num>
   <w:num w:numId="22" w16cid:durableId="1141967310">
-    <w:abstractNumId w:val="13"/>
+    <w:abstractNumId w:val="15"/>
   </w:num>
   <w:num w:numId="23" w16cid:durableId="1621572063">
-    <w:abstractNumId w:val="16"/>
+    <w:abstractNumId w:val="18"/>
+  </w:num>
+  <w:num w:numId="24" w16cid:durableId="692193633">
+    <w:abstractNumId w:val="22"/>
+  </w:num>
+  <w:num w:numId="25" w16cid:durableId="1113671677">
+    <w:abstractNumId w:val="2"/>
+  </w:num>
+  <w:num w:numId="26" w16cid:durableId="1308509101">
+    <w:abstractNumId w:val="12"/>
   </w:num>
 </w:numbering>
 </file>
@@ -5690,6 +6686,17 @@
       <w:lang w:eastAsia="pt-PT"/>
     </w:rPr>
   </w:style>
+  <w:style w:type="paragraph" w:styleId="NormalWeb">
+    <w:name w:val="Normal (Web)"/>
+    <w:basedOn w:val="Normal"/>
+    <w:uiPriority w:val="99"/>
+    <w:semiHidden/>
+    <w:unhideWhenUsed/>
+    <w:rsid w:val="008E4367"/>
+    <w:rPr>
+      <w:rFonts w:cs="Times New Roman"/>
+    </w:rPr>
+  </w:style>
 </w:styles>
 </file>
 

--- a/05_monitorizacao/relatorios/Relatório de Monitorização e Auditoria.docx
+++ b/05_monitorizacao/relatorios/Relatório de Monitorização e Auditoria.docx
@@ -52,21 +52,12 @@
           <w:bCs/>
         </w:rPr>
       </w:pPr>
-      <w:proofErr w:type="spellStart"/>
       <w:r>
         <w:rPr>
           <w:b/>
           <w:bCs/>
         </w:rPr>
-        <w:t>Logs</w:t>
-      </w:r>
-      <w:proofErr w:type="spellEnd"/>
-      <w:r>
-        <w:rPr>
-          <w:b/>
-          <w:bCs/>
-        </w:rPr>
-        <w:t xml:space="preserve"> do Servido</w:t>
+        <w:t>Logs do Servido</w:t>
       </w:r>
       <w:r>
         <w:rPr>
@@ -163,23 +154,7 @@
         <w:pStyle w:val="SemEspaamento"/>
       </w:pPr>
       <w:r>
-        <w:t xml:space="preserve">Os </w:t>
-      </w:r>
-      <w:proofErr w:type="spellStart"/>
-      <w:r>
-        <w:t>logs</w:t>
-      </w:r>
-      <w:proofErr w:type="spellEnd"/>
-      <w:r>
-        <w:t xml:space="preserve"> permitem rastrear todas as atividades críticas do </w:t>
-      </w:r>
-      <w:proofErr w:type="spellStart"/>
-      <w:r>
-        <w:t>PostgreSQL</w:t>
-      </w:r>
-      <w:proofErr w:type="spellEnd"/>
-      <w:r>
-        <w:t>, incluindo erros, conexões e operações internas. São fundamentais para auditoria</w:t>
+        <w:t>Os logs permitem rastrear todas as atividades críticas do PostgreSQL, incluindo erros, conexões e operações internas. São fundamentais para auditoria</w:t>
       </w:r>
       <w:r>
         <w:t xml:space="preserve"> </w:t>
@@ -222,15 +197,7 @@
         </w:numPr>
       </w:pPr>
       <w:r>
-        <w:t xml:space="preserve">Instalar extensão </w:t>
-      </w:r>
-      <w:proofErr w:type="spellStart"/>
-      <w:r>
-        <w:t>pgaudit</w:t>
-      </w:r>
-      <w:proofErr w:type="spellEnd"/>
-      <w:r>
-        <w:t xml:space="preserve"> para rastrear:</w:t>
+        <w:t>Instalar extensão pgaudit para rastrear:</w:t>
       </w:r>
     </w:p>
     <w:p>
@@ -275,23 +242,7 @@
         <w:ind w:firstLine="698"/>
       </w:pPr>
       <w:r>
-        <w:t>ALTER SYSTEM SET pgaudit.log = '</w:t>
-      </w:r>
-      <w:proofErr w:type="spellStart"/>
-      <w:r>
-        <w:t>ddl</w:t>
-      </w:r>
-      <w:proofErr w:type="spellEnd"/>
-      <w:r>
-        <w:t xml:space="preserve">, </w:t>
-      </w:r>
-      <w:proofErr w:type="spellStart"/>
-      <w:r>
-        <w:t>write</w:t>
-      </w:r>
-      <w:proofErr w:type="spellEnd"/>
-      <w:r>
-        <w:t>, role';</w:t>
+        <w:t>ALTER SYSTEM SET pgaudit.log = 'ddl, write, role';</w:t>
       </w:r>
     </w:p>
     <w:p>
@@ -412,15 +363,7 @@
         <w:t>Comandos DML (INSERT, UPDATE, DELETE, SELECT):</w:t>
       </w:r>
       <w:r>
-        <w:t xml:space="preserve"> Registra manipulação de dados, essencial para </w:t>
-      </w:r>
-      <w:proofErr w:type="spellStart"/>
-      <w:r>
-        <w:t>detectar</w:t>
-      </w:r>
-      <w:proofErr w:type="spellEnd"/>
-      <w:r>
-        <w:t xml:space="preserve"> acessos indevidos ou alterações não autorizadas.</w:t>
+        <w:t xml:space="preserve"> Registra manipulação de dados, essencial para detectar acessos indevidos ou alterações não autorizadas.</w:t>
       </w:r>
     </w:p>
     <w:p>
@@ -478,15 +421,7 @@
         <w:ind w:firstLine="698"/>
       </w:pPr>
       <w:r>
-        <w:t xml:space="preserve">ALTER SYSTEM SET </w:t>
-      </w:r>
-      <w:proofErr w:type="spellStart"/>
-      <w:r>
-        <w:t>log_min_duration_statement</w:t>
-      </w:r>
-      <w:proofErr w:type="spellEnd"/>
-      <w:r>
-        <w:t xml:space="preserve"> = 2000; </w:t>
+        <w:t xml:space="preserve">ALTER SYSTEM SET log_min_duration_statement = 2000; </w:t>
       </w:r>
     </w:p>
     <w:p>
@@ -573,6 +508,12 @@
     <w:p>
       <w:pPr>
         <w:pStyle w:val="SemEspaamento"/>
+        <w:ind w:left="0" w:firstLine="0"/>
+      </w:pPr>
+    </w:p>
+    <w:p>
+      <w:pPr>
+        <w:pStyle w:val="SemEspaamento"/>
         <w:rPr>
           <w:b/>
           <w:bCs/>
@@ -603,49 +544,24 @@
         <w:pStyle w:val="SemEspaamento"/>
       </w:pPr>
       <w:r>
-        <w:t xml:space="preserve">ALTER SYSTEM SET </w:t>
-      </w:r>
-      <w:proofErr w:type="spellStart"/>
-      <w:r>
-        <w:t>track_io_timing</w:t>
-      </w:r>
-      <w:proofErr w:type="spellEnd"/>
-      <w:r>
-        <w:t xml:space="preserve"> = </w:t>
-      </w:r>
-      <w:proofErr w:type="spellStart"/>
-      <w:r>
-        <w:t>on</w:t>
-      </w:r>
-      <w:proofErr w:type="spellEnd"/>
-      <w:r>
-        <w:t>;</w:t>
-      </w:r>
-    </w:p>
-    <w:p>
-      <w:pPr>
-        <w:pStyle w:val="SemEspaamento"/>
-      </w:pPr>
-    </w:p>
-    <w:p>
-      <w:pPr>
-        <w:pStyle w:val="SemEspaamento"/>
-      </w:pPr>
-      <w:proofErr w:type="spellStart"/>
+        <w:t>ALTER SYSTEM SET track_io_timing = on;</w:t>
+      </w:r>
+    </w:p>
+    <w:p>
+      <w:pPr>
+        <w:pStyle w:val="SemEspaamento"/>
+      </w:pPr>
+    </w:p>
+    <w:p>
+      <w:pPr>
+        <w:pStyle w:val="SemEspaamento"/>
+      </w:pPr>
       <w:r>
         <w:rPr>
           <w:b/>
           <w:bCs/>
         </w:rPr>
-        <w:t>track_io_timing</w:t>
-      </w:r>
-      <w:proofErr w:type="spellEnd"/>
-      <w:r>
-        <w:rPr>
-          <w:b/>
-          <w:bCs/>
-        </w:rPr>
-        <w:t>:</w:t>
+        <w:t>track_io_timing:</w:t>
       </w:r>
       <w:r>
         <w:t xml:space="preserve"> Mede tempos de leitura/escrita em disco, útil para identificar problemas de I/O.</w:t>
@@ -717,48 +633,22 @@
         <w:pStyle w:val="SemEspaamento"/>
       </w:pPr>
       <w:r>
-        <w:lastRenderedPageBreak/>
-        <w:t xml:space="preserve">ALTER SYSTEM SET </w:t>
-      </w:r>
-      <w:proofErr w:type="spellStart"/>
-      <w:r>
-        <w:t>track_activity_query_size</w:t>
-      </w:r>
-      <w:proofErr w:type="spellEnd"/>
-      <w:r>
-        <w:t xml:space="preserve"> = 2048;</w:t>
-      </w:r>
-    </w:p>
-    <w:p>
-      <w:pPr>
-        <w:pStyle w:val="SemEspaamento"/>
-      </w:pPr>
-      <w:proofErr w:type="spellStart"/>
+        <w:t>ALTER SYSTEM SET track_activity_query_size = 2048;</w:t>
+      </w:r>
+    </w:p>
+    <w:p>
+      <w:pPr>
+        <w:pStyle w:val="SemEspaamento"/>
+      </w:pPr>
       <w:r>
         <w:rPr>
           <w:b/>
           <w:bCs/>
         </w:rPr>
-        <w:t>track_activity_query_size</w:t>
-      </w:r>
-      <w:proofErr w:type="spellEnd"/>
-      <w:r>
-        <w:rPr>
-          <w:b/>
-          <w:bCs/>
-        </w:rPr>
-        <w:t>:</w:t>
-      </w:r>
-      <w:r>
-        <w:t xml:space="preserve"> Aumenta o tamanho máximo de </w:t>
-      </w:r>
-      <w:proofErr w:type="spellStart"/>
-      <w:r>
-        <w:t>queries</w:t>
-      </w:r>
-      <w:proofErr w:type="spellEnd"/>
-      <w:r>
-        <w:t xml:space="preserve"> armazenadas em estatísticas, permitindo análise detalhada de consultas complexas.</w:t>
+        <w:t>track_activity_query_size:</w:t>
+      </w:r>
+      <w:r>
+        <w:t xml:space="preserve"> Aumenta o tamanho máximo de queries armazenadas em estatísticas, permitindo análise detalhada de consultas complexas.</w:t>
       </w:r>
     </w:p>
     <w:p>
@@ -827,63 +717,22 @@
         <w:pStyle w:val="SemEspaamento"/>
       </w:pPr>
       <w:r>
-        <w:t xml:space="preserve">ALTER SYSTEM SET </w:t>
-      </w:r>
-      <w:proofErr w:type="spellStart"/>
-      <w:r>
-        <w:t>track_counts</w:t>
-      </w:r>
-      <w:proofErr w:type="spellEnd"/>
-      <w:r>
-        <w:t xml:space="preserve"> = </w:t>
-      </w:r>
-      <w:proofErr w:type="spellStart"/>
-      <w:r>
-        <w:t>on</w:t>
-      </w:r>
-      <w:proofErr w:type="spellEnd"/>
-      <w:r>
-        <w:t>;</w:t>
-      </w:r>
-    </w:p>
-    <w:p>
-      <w:pPr>
-        <w:pStyle w:val="SemEspaamento"/>
-      </w:pPr>
-      <w:proofErr w:type="spellStart"/>
+        <w:t>ALTER SYSTEM SET track_counts = on;</w:t>
+      </w:r>
+    </w:p>
+    <w:p>
+      <w:pPr>
+        <w:pStyle w:val="SemEspaamento"/>
+      </w:pPr>
       <w:r>
         <w:rPr>
           <w:b/>
           <w:bCs/>
         </w:rPr>
-        <w:t>track_counts</w:t>
-      </w:r>
-      <w:proofErr w:type="spellEnd"/>
-      <w:r>
-        <w:rPr>
-          <w:b/>
-          <w:bCs/>
-        </w:rPr>
-        <w:t>:</w:t>
-      </w:r>
-      <w:r>
-        <w:t xml:space="preserve"> Ativa estatísticas de contagem de objetos, essenciais para planeamento de </w:t>
-      </w:r>
-      <w:proofErr w:type="spellStart"/>
-      <w:r>
-        <w:t>queries</w:t>
-      </w:r>
-      <w:proofErr w:type="spellEnd"/>
-      <w:r>
-        <w:t xml:space="preserve"> e </w:t>
-      </w:r>
-      <w:proofErr w:type="spellStart"/>
-      <w:r>
-        <w:t>tuning</w:t>
-      </w:r>
-      <w:proofErr w:type="spellEnd"/>
-      <w:r>
-        <w:t xml:space="preserve"> de desempenho.</w:t>
+        <w:t>track_counts:</w:t>
+      </w:r>
+      <w:r>
+        <w:t xml:space="preserve"> Ativa estatísticas de contagem de objetos, essenciais para planeamento de queries e tuning de desempenho.</w:t>
       </w:r>
     </w:p>
     <w:p>
@@ -946,15 +795,7 @@
         <w:pStyle w:val="SemEspaamento"/>
       </w:pPr>
       <w:r>
-        <w:t xml:space="preserve">Configurar: </w:t>
-      </w:r>
-      <w:proofErr w:type="spellStart"/>
-      <w:r>
-        <w:t>Threshold</w:t>
-      </w:r>
-      <w:proofErr w:type="spellEnd"/>
-      <w:r>
-        <w:t xml:space="preserve"> de consultas superiores a 2 segundos</w:t>
+        <w:t>Configurar: Threshold de consultas superiores a 2 segundos</w:t>
       </w:r>
     </w:p>
     <w:p>
@@ -988,132 +829,39 @@
         <w:pStyle w:val="SemEspaamento"/>
       </w:pPr>
       <w:r>
-        <w:t xml:space="preserve">SELECT </w:t>
-      </w:r>
-      <w:proofErr w:type="spellStart"/>
-      <w:r>
-        <w:t>datname</w:t>
-      </w:r>
-      <w:proofErr w:type="spellEnd"/>
-      <w:r>
-        <w:t xml:space="preserve">, </w:t>
-      </w:r>
-      <w:proofErr w:type="spellStart"/>
-      <w:r>
-        <w:t>blks_hit</w:t>
-      </w:r>
-      <w:proofErr w:type="spellEnd"/>
-      <w:r>
-        <w:t xml:space="preserve">, </w:t>
-      </w:r>
-      <w:proofErr w:type="spellStart"/>
-      <w:r>
-        <w:t>blks_read</w:t>
-      </w:r>
-      <w:proofErr w:type="spellEnd"/>
-      <w:r>
-        <w:t xml:space="preserve">, </w:t>
-      </w:r>
-    </w:p>
-    <w:p>
-      <w:pPr>
-        <w:pStyle w:val="SemEspaamento"/>
-      </w:pPr>
-      <w:r>
-        <w:t>CASE WHEN (</w:t>
-      </w:r>
-      <w:proofErr w:type="spellStart"/>
-      <w:r>
-        <w:t>blks_hit</w:t>
-      </w:r>
-      <w:proofErr w:type="spellEnd"/>
-      <w:r>
-        <w:t xml:space="preserve"> + </w:t>
-      </w:r>
-      <w:proofErr w:type="spellStart"/>
-      <w:r>
-        <w:t>blks_read</w:t>
-      </w:r>
-      <w:proofErr w:type="spellEnd"/>
-      <w:r>
-        <w:t>) = 0 THEN 0</w:t>
-      </w:r>
-    </w:p>
-    <w:p>
-      <w:pPr>
-        <w:pStyle w:val="SemEspaamento"/>
-      </w:pPr>
-      <w:r>
-        <w:t xml:space="preserve">         ELSE </w:t>
-      </w:r>
-      <w:proofErr w:type="gramStart"/>
-      <w:r>
-        <w:t>ROUND(</w:t>
-      </w:r>
-      <w:proofErr w:type="gramEnd"/>
-      <w:r>
-        <w:t xml:space="preserve">100.0 * </w:t>
-      </w:r>
-      <w:proofErr w:type="spellStart"/>
-      <w:r>
-        <w:t>blks_hit</w:t>
-      </w:r>
-      <w:proofErr w:type="spellEnd"/>
-      <w:r>
-        <w:t xml:space="preserve"> / (</w:t>
-      </w:r>
-      <w:proofErr w:type="spellStart"/>
-      <w:r>
-        <w:t>blks_hit</w:t>
-      </w:r>
-      <w:proofErr w:type="spellEnd"/>
-      <w:r>
-        <w:t xml:space="preserve"> + </w:t>
-      </w:r>
-      <w:proofErr w:type="spellStart"/>
-      <w:r>
-        <w:t>blks_read</w:t>
-      </w:r>
-      <w:proofErr w:type="spellEnd"/>
-      <w:r>
-        <w:t>), 2)</w:t>
-      </w:r>
-    </w:p>
-    <w:p>
-      <w:pPr>
-        <w:pStyle w:val="SemEspaamento"/>
-      </w:pPr>
-      <w:r>
-        <w:t xml:space="preserve">       END </w:t>
-      </w:r>
-      <w:proofErr w:type="gramStart"/>
-      <w:r>
-        <w:t xml:space="preserve">AS </w:t>
-      </w:r>
-      <w:proofErr w:type="spellStart"/>
-      <w:r>
-        <w:t>hit</w:t>
-      </w:r>
-      <w:proofErr w:type="gramEnd"/>
-      <w:r>
-        <w:t>_ratio_percent</w:t>
-      </w:r>
-      <w:proofErr w:type="spellEnd"/>
-    </w:p>
-    <w:p>
-      <w:pPr>
-        <w:pStyle w:val="SemEspaamento"/>
-      </w:pPr>
-      <w:r>
-        <w:t xml:space="preserve">FROM </w:t>
-      </w:r>
-      <w:proofErr w:type="spellStart"/>
-      <w:r>
-        <w:t>pg_stat_database</w:t>
-      </w:r>
-      <w:proofErr w:type="spellEnd"/>
-      <w:r>
-        <w:t>;</w:t>
+        <w:t xml:space="preserve">SELECT datname, blks_hit, blks_read, </w:t>
+      </w:r>
+    </w:p>
+    <w:p>
+      <w:pPr>
+        <w:pStyle w:val="SemEspaamento"/>
+      </w:pPr>
+      <w:r>
+        <w:t>CASE WHEN (blks_hit + blks_read) = 0 THEN 0</w:t>
+      </w:r>
+    </w:p>
+    <w:p>
+      <w:pPr>
+        <w:pStyle w:val="SemEspaamento"/>
+      </w:pPr>
+      <w:r>
+        <w:t xml:space="preserve">         ELSE ROUND(100.0 * blks_hit / (blks_hit + blks_read), 2)</w:t>
+      </w:r>
+    </w:p>
+    <w:p>
+      <w:pPr>
+        <w:pStyle w:val="SemEspaamento"/>
+      </w:pPr>
+      <w:r>
+        <w:t xml:space="preserve">       END AS hit_ratio_percent</w:t>
+      </w:r>
+    </w:p>
+    <w:p>
+      <w:pPr>
+        <w:pStyle w:val="SemEspaamento"/>
+      </w:pPr>
+      <w:r>
+        <w:t>FROM pg_stat_database;</w:t>
       </w:r>
     </w:p>
     <w:p>
@@ -1196,6 +944,57 @@
     <w:p>
       <w:pPr>
         <w:pStyle w:val="SemEspaamento"/>
+        <w:ind w:left="0" w:firstLine="0"/>
+      </w:pPr>
+      <w:r>
+        <w:t>Execução do aplicativo Python:</w:t>
+      </w:r>
+    </w:p>
+    <w:p>
+      <w:pPr>
+        <w:pStyle w:val="SemEspaamento"/>
+      </w:pPr>
+      <w:r>
+        <w:drawing>
+          <wp:inline distT="0" distB="0" distL="0" distR="0" wp14:anchorId="2209790E" wp14:editId="6075D830">
+            <wp:extent cx="2949196" cy="1722269"/>
+            <wp:effectExtent l="0" t="0" r="3810" b="0"/>
+            <wp:docPr id="1521823283" name="Imagem 1"/>
+            <wp:cNvGraphicFramePr>
+              <a:graphicFrameLocks xmlns:a="http://schemas.openxmlformats.org/drawingml/2006/main" noChangeAspect="1"/>
+            </wp:cNvGraphicFramePr>
+            <a:graphic xmlns:a="http://schemas.openxmlformats.org/drawingml/2006/main">
+              <a:graphicData uri="http://schemas.openxmlformats.org/drawingml/2006/picture">
+                <pic:pic xmlns:pic="http://schemas.openxmlformats.org/drawingml/2006/picture">
+                  <pic:nvPicPr>
+                    <pic:cNvPr id="1521823283" name=""/>
+                    <pic:cNvPicPr/>
+                  </pic:nvPicPr>
+                  <pic:blipFill>
+                    <a:blip r:embed="rId14"/>
+                    <a:stretch>
+                      <a:fillRect/>
+                    </a:stretch>
+                  </pic:blipFill>
+                  <pic:spPr>
+                    <a:xfrm>
+                      <a:off x="0" y="0"/>
+                      <a:ext cx="2949196" cy="1722269"/>
+                    </a:xfrm>
+                    <a:prstGeom prst="rect">
+                      <a:avLst/>
+                    </a:prstGeom>
+                  </pic:spPr>
+                </pic:pic>
+              </a:graphicData>
+            </a:graphic>
+          </wp:inline>
+        </w:drawing>
+      </w:r>
+    </w:p>
+    <w:p>
+      <w:pPr>
+        <w:pStyle w:val="SemEspaamento"/>
       </w:pPr>
     </w:p>
     <w:p>
@@ -1237,39 +1036,7 @@
         </w:tabs>
       </w:pPr>
       <w:r>
-        <w:t xml:space="preserve">SELECT </w:t>
-      </w:r>
-      <w:proofErr w:type="spellStart"/>
-      <w:r>
-        <w:t>datname</w:t>
-      </w:r>
-      <w:proofErr w:type="spellEnd"/>
-      <w:r>
-        <w:t xml:space="preserve">, </w:t>
-      </w:r>
-      <w:proofErr w:type="spellStart"/>
-      <w:r>
-        <w:t>usename</w:t>
-      </w:r>
-      <w:proofErr w:type="spellEnd"/>
-      <w:r>
-        <w:t xml:space="preserve">, </w:t>
-      </w:r>
-      <w:proofErr w:type="spellStart"/>
-      <w:r>
-        <w:t>state</w:t>
-      </w:r>
-      <w:proofErr w:type="spellEnd"/>
-      <w:r>
-        <w:t xml:space="preserve">, </w:t>
-      </w:r>
-      <w:proofErr w:type="spellStart"/>
-      <w:r>
-        <w:t>query</w:t>
-      </w:r>
-      <w:proofErr w:type="spellEnd"/>
-      <w:r>
-        <w:t xml:space="preserve"> </w:t>
+        <w:t xml:space="preserve">SELECT datname, usename, state, query </w:t>
       </w:r>
     </w:p>
     <w:p>
@@ -1280,15 +1047,7 @@
         </w:tabs>
       </w:pPr>
       <w:r>
-        <w:t xml:space="preserve">FROM </w:t>
-      </w:r>
-      <w:proofErr w:type="spellStart"/>
-      <w:r>
-        <w:t>pg_stat_activity</w:t>
-      </w:r>
-      <w:proofErr w:type="spellEnd"/>
-      <w:r>
-        <w:t>;</w:t>
+        <w:t>FROM pg_stat_activity;</w:t>
       </w:r>
     </w:p>
     <w:p>
@@ -1299,6 +1058,7 @@
         </w:tabs>
       </w:pPr>
       <w:r>
+        <w:lastRenderedPageBreak/>
         <w:tab/>
       </w:r>
       <w:r>
@@ -1321,7 +1081,7 @@
                     <pic:cNvPicPr/>
                   </pic:nvPicPr>
                   <pic:blipFill>
-                    <a:blip r:embed="rId14"/>
+                    <a:blip r:embed="rId15"/>
                     <a:stretch>
                       <a:fillRect/>
                     </a:stretch>
@@ -1370,6 +1130,65 @@
       </w:r>
       <w:r>
         <w:t xml:space="preserve"> Permite monitorizar sessões ativas, identificar bloqueios, conexões suspeitas e consultas em execução. Essencial para gestão de recursos e segurança.</w:t>
+      </w:r>
+    </w:p>
+    <w:p>
+      <w:pPr>
+        <w:pStyle w:val="SemEspaamento"/>
+      </w:pPr>
+    </w:p>
+    <w:p>
+      <w:pPr>
+        <w:pStyle w:val="SemEspaamento"/>
+        <w:ind w:left="0" w:firstLine="0"/>
+      </w:pPr>
+      <w:r>
+        <w:t>Execução do aplicativo Python:</w:t>
+      </w:r>
+    </w:p>
+    <w:p>
+      <w:pPr>
+        <w:pStyle w:val="SemEspaamento"/>
+        <w:tabs>
+          <w:tab w:val="left" w:pos="2105"/>
+        </w:tabs>
+      </w:pPr>
+      <w:r>
+        <w:drawing>
+          <wp:inline distT="0" distB="0" distL="0" distR="0" wp14:anchorId="66E9BEB1" wp14:editId="30458310">
+            <wp:extent cx="2789162" cy="1691787"/>
+            <wp:effectExtent l="0" t="0" r="0" b="3810"/>
+            <wp:docPr id="2105060388" name="Imagem 1"/>
+            <wp:cNvGraphicFramePr>
+              <a:graphicFrameLocks xmlns:a="http://schemas.openxmlformats.org/drawingml/2006/main" noChangeAspect="1"/>
+            </wp:cNvGraphicFramePr>
+            <a:graphic xmlns:a="http://schemas.openxmlformats.org/drawingml/2006/main">
+              <a:graphicData uri="http://schemas.openxmlformats.org/drawingml/2006/picture">
+                <pic:pic xmlns:pic="http://schemas.openxmlformats.org/drawingml/2006/picture">
+                  <pic:nvPicPr>
+                    <pic:cNvPr id="2105060388" name=""/>
+                    <pic:cNvPicPr/>
+                  </pic:nvPicPr>
+                  <pic:blipFill>
+                    <a:blip r:embed="rId16"/>
+                    <a:stretch>
+                      <a:fillRect/>
+                    </a:stretch>
+                  </pic:blipFill>
+                  <pic:spPr>
+                    <a:xfrm>
+                      <a:off x="0" y="0"/>
+                      <a:ext cx="2789162" cy="1691787"/>
+                    </a:xfrm>
+                    <a:prstGeom prst="rect">
+                      <a:avLst/>
+                    </a:prstGeom>
+                  </pic:spPr>
+                </pic:pic>
+              </a:graphicData>
+            </a:graphic>
+          </wp:inline>
+        </w:drawing>
       </w:r>
     </w:p>
     <w:p>
@@ -1437,7 +1256,7 @@
                     <pic:cNvPicPr/>
                   </pic:nvPicPr>
                   <pic:blipFill>
-                    <a:blip r:embed="rId15"/>
+                    <a:blip r:embed="rId17"/>
                     <a:stretch>
                       <a:fillRect/>
                     </a:stretch>
@@ -1466,6 +1285,7 @@
         <w:rPr>
           <w:noProof/>
         </w:rPr>
+        <w:lastRenderedPageBreak/>
         <w:drawing>
           <wp:inline distT="0" distB="0" distL="0" distR="0" wp14:anchorId="324BA27C" wp14:editId="48B5E6CB">
             <wp:extent cx="5400040" cy="1125855"/>
@@ -1482,7 +1302,7 @@
                     <pic:cNvPicPr/>
                   </pic:nvPicPr>
                   <pic:blipFill>
-                    <a:blip r:embed="rId16"/>
+                    <a:blip r:embed="rId18"/>
                     <a:stretch>
                       <a:fillRect/>
                     </a:stretch>
@@ -1513,71 +1333,23 @@
         <w:pStyle w:val="SemEspaamento"/>
       </w:pPr>
       <w:r>
-        <w:t xml:space="preserve">SELECT </w:t>
-      </w:r>
-      <w:proofErr w:type="spellStart"/>
-      <w:r>
-        <w:t>query</w:t>
-      </w:r>
-      <w:proofErr w:type="spellEnd"/>
-      <w:r>
-        <w:t xml:space="preserve">, </w:t>
-      </w:r>
-      <w:proofErr w:type="spellStart"/>
-      <w:r>
-        <w:t>total_exec_time</w:t>
-      </w:r>
-      <w:proofErr w:type="spellEnd"/>
-      <w:r>
-        <w:t xml:space="preserve">, </w:t>
-      </w:r>
-      <w:proofErr w:type="spellStart"/>
-      <w:r>
-        <w:t>mean_exec_time</w:t>
-      </w:r>
-      <w:proofErr w:type="spellEnd"/>
-      <w:r>
-        <w:t xml:space="preserve">, </w:t>
-      </w:r>
-      <w:proofErr w:type="spellStart"/>
-      <w:r>
-        <w:t>calls</w:t>
-      </w:r>
-      <w:proofErr w:type="spellEnd"/>
-      <w:r>
-        <w:t xml:space="preserve"> </w:t>
-      </w:r>
-    </w:p>
-    <w:p>
-      <w:pPr>
-        <w:pStyle w:val="SemEspaamento"/>
-      </w:pPr>
-      <w:r>
-        <w:t xml:space="preserve">FROM </w:t>
-      </w:r>
-      <w:proofErr w:type="spellStart"/>
-      <w:r>
-        <w:t>pg_stat_statements</w:t>
-      </w:r>
-      <w:proofErr w:type="spellEnd"/>
-      <w:r>
-        <w:t xml:space="preserve"> </w:t>
-      </w:r>
-    </w:p>
-    <w:p>
-      <w:pPr>
-        <w:pStyle w:val="SemEspaamento"/>
-      </w:pPr>
-      <w:r>
-        <w:t xml:space="preserve">WHERE </w:t>
-      </w:r>
-      <w:proofErr w:type="spellStart"/>
-      <w:r>
-        <w:t>mean_exec_time</w:t>
-      </w:r>
-      <w:proofErr w:type="spellEnd"/>
-      <w:r>
-        <w:t xml:space="preserve"> &gt; 2000;</w:t>
+        <w:t xml:space="preserve">SELECT query, total_exec_time, mean_exec_time, calls </w:t>
+      </w:r>
+    </w:p>
+    <w:p>
+      <w:pPr>
+        <w:pStyle w:val="SemEspaamento"/>
+      </w:pPr>
+      <w:r>
+        <w:t xml:space="preserve">FROM pg_stat_statements </w:t>
+      </w:r>
+    </w:p>
+    <w:p>
+      <w:pPr>
+        <w:pStyle w:val="SemEspaamento"/>
+      </w:pPr>
+      <w:r>
+        <w:t>WHERE mean_exec_time &gt; 2000;</w:t>
       </w:r>
     </w:p>
     <w:p>
@@ -1609,7 +1381,7 @@
                     <pic:cNvPicPr/>
                   </pic:nvPicPr>
                   <pic:blipFill>
-                    <a:blip r:embed="rId17">
+                    <a:blip r:embed="rId19">
                       <a:extLst>
                         <a:ext uri="{28A0092B-C50C-407E-A947-70E740481C1C}">
                           <a14:useLocalDpi xmlns:a14="http://schemas.microsoft.com/office/drawing/2010/main" val="0"/>
@@ -1648,23 +1420,59 @@
         <w:t>Justificação técnica:</w:t>
       </w:r>
       <w:r>
-        <w:t xml:space="preserve"> A extensão </w:t>
-      </w:r>
-      <w:proofErr w:type="spellStart"/>
-      <w:r>
-        <w:t>pg_stat_statements</w:t>
-      </w:r>
-      <w:proofErr w:type="spellEnd"/>
-      <w:r>
-        <w:t xml:space="preserve"> fornece estatísticas detalhadas de execução. Consultas com tempo médio superior a 2 segundos são analisadas para otimização de índices, reescrita de </w:t>
-      </w:r>
-      <w:proofErr w:type="spellStart"/>
-      <w:r>
-        <w:t>queries</w:t>
-      </w:r>
-      <w:proofErr w:type="spellEnd"/>
-      <w:r>
-        <w:t xml:space="preserve"> ou ajuste de parâmetros.</w:t>
+        <w:t xml:space="preserve"> A extensão pg_stat_statements fornece estatísticas detalhadas de execução. Consultas com tempo médio superior a 2 segundos são analisadas para otimização de índices, reescrita de queries ou ajuste de parâmetros.</w:t>
+      </w:r>
+    </w:p>
+    <w:p>
+      <w:pPr>
+        <w:pStyle w:val="SemEspaamento"/>
+        <w:ind w:left="0" w:firstLine="0"/>
+      </w:pPr>
+      <w:r>
+        <w:t>Execução do aplicativo Python:</w:t>
+      </w:r>
+    </w:p>
+    <w:p>
+      <w:pPr>
+        <w:pStyle w:val="SemEspaamento"/>
+        <w:ind w:left="0" w:firstLine="0"/>
+      </w:pPr>
+      <w:r>
+        <w:drawing>
+          <wp:inline distT="0" distB="0" distL="0" distR="0" wp14:anchorId="37D8A7C8" wp14:editId="0DA9860A">
+            <wp:extent cx="2758679" cy="1615580"/>
+            <wp:effectExtent l="0" t="0" r="3810" b="3810"/>
+            <wp:docPr id="846088323" name="Imagem 1"/>
+            <wp:cNvGraphicFramePr>
+              <a:graphicFrameLocks xmlns:a="http://schemas.openxmlformats.org/drawingml/2006/main" noChangeAspect="1"/>
+            </wp:cNvGraphicFramePr>
+            <a:graphic xmlns:a="http://schemas.openxmlformats.org/drawingml/2006/main">
+              <a:graphicData uri="http://schemas.openxmlformats.org/drawingml/2006/picture">
+                <pic:pic xmlns:pic="http://schemas.openxmlformats.org/drawingml/2006/picture">
+                  <pic:nvPicPr>
+                    <pic:cNvPr id="846088323" name=""/>
+                    <pic:cNvPicPr/>
+                  </pic:nvPicPr>
+                  <pic:blipFill>
+                    <a:blip r:embed="rId20"/>
+                    <a:stretch>
+                      <a:fillRect/>
+                    </a:stretch>
+                  </pic:blipFill>
+                  <pic:spPr>
+                    <a:xfrm>
+                      <a:off x="0" y="0"/>
+                      <a:ext cx="2758679" cy="1615580"/>
+                    </a:xfrm>
+                    <a:prstGeom prst="rect">
+                      <a:avLst/>
+                    </a:prstGeom>
+                  </pic:spPr>
+                </pic:pic>
+              </a:graphicData>
+            </a:graphic>
+          </wp:inline>
+        </w:drawing>
       </w:r>
     </w:p>
     <w:p>
@@ -1698,79 +1506,15 @@
         <w:pStyle w:val="SemEspaamento"/>
       </w:pPr>
       <w:r>
-        <w:t xml:space="preserve">SELECT </w:t>
-      </w:r>
-      <w:proofErr w:type="spellStart"/>
-      <w:r>
-        <w:t>datname</w:t>
-      </w:r>
-      <w:proofErr w:type="spellEnd"/>
-      <w:r>
-        <w:t xml:space="preserve">, </w:t>
-      </w:r>
-      <w:proofErr w:type="spellStart"/>
-      <w:r>
-        <w:t>numbackends</w:t>
-      </w:r>
-      <w:proofErr w:type="spellEnd"/>
-      <w:r>
-        <w:t xml:space="preserve">, </w:t>
-      </w:r>
-      <w:proofErr w:type="spellStart"/>
-      <w:r>
-        <w:t>xact_commit</w:t>
-      </w:r>
-      <w:proofErr w:type="spellEnd"/>
-      <w:r>
-        <w:t xml:space="preserve">, </w:t>
-      </w:r>
-      <w:proofErr w:type="spellStart"/>
-      <w:r>
-        <w:t>xact_rollback</w:t>
-      </w:r>
-      <w:proofErr w:type="spellEnd"/>
-      <w:r>
-        <w:t xml:space="preserve">, </w:t>
-      </w:r>
-      <w:proofErr w:type="spellStart"/>
-      <w:r>
-        <w:t>tup_insert</w:t>
-      </w:r>
-      <w:proofErr w:type="spellEnd"/>
-      <w:r>
-        <w:t xml:space="preserve">, </w:t>
-      </w:r>
-      <w:proofErr w:type="spellStart"/>
-      <w:r>
-        <w:t>tup_update</w:t>
-      </w:r>
-      <w:proofErr w:type="spellEnd"/>
-      <w:r>
-        <w:t xml:space="preserve">, </w:t>
-      </w:r>
-      <w:proofErr w:type="spellStart"/>
-      <w:r>
-        <w:t>tup_delete</w:t>
-      </w:r>
-      <w:proofErr w:type="spellEnd"/>
-      <w:r>
-        <w:t xml:space="preserve"> </w:t>
-      </w:r>
-    </w:p>
-    <w:p>
-      <w:pPr>
-        <w:pStyle w:val="SemEspaamento"/>
-      </w:pPr>
-      <w:r>
-        <w:t xml:space="preserve">FROM </w:t>
-      </w:r>
-      <w:proofErr w:type="spellStart"/>
-      <w:r>
-        <w:t>pg_stat_database</w:t>
-      </w:r>
-      <w:proofErr w:type="spellEnd"/>
-      <w:r>
-        <w:t>;</w:t>
+        <w:t xml:space="preserve">SELECT datname, numbackends, xact_commit, xact_rollback, tup_insert, tup_update, tup_delete </w:t>
+      </w:r>
+    </w:p>
+    <w:p>
+      <w:pPr>
+        <w:pStyle w:val="SemEspaamento"/>
+      </w:pPr>
+      <w:r>
+        <w:t>FROM pg_stat_database;</w:t>
       </w:r>
     </w:p>
     <w:p>
@@ -1803,7 +1547,7 @@
                     <pic:cNvPicPr/>
                   </pic:nvPicPr>
                   <pic:blipFill>
-                    <a:blip r:embed="rId18"/>
+                    <a:blip r:embed="rId21"/>
                     <a:stretch>
                       <a:fillRect/>
                     </a:stretch>
@@ -1844,24 +1588,34 @@
           <w:numId w:val="26"/>
         </w:numPr>
       </w:pPr>
-      <w:proofErr w:type="spellStart"/>
       <w:r>
         <w:rPr>
           <w:b/>
           <w:bCs/>
         </w:rPr>
-        <w:t>numbackends</w:t>
-      </w:r>
-      <w:proofErr w:type="spellEnd"/>
+        <w:t>numbackends:</w:t>
+      </w:r>
+      <w:r>
+        <w:t xml:space="preserve"> Número de conexões ativas, útil para dimensionamento.</w:t>
+      </w:r>
+    </w:p>
+    <w:p>
+      <w:pPr>
+        <w:pStyle w:val="SemEspaamento"/>
+        <w:numPr>
+          <w:ilvl w:val="0"/>
+          <w:numId w:val="26"/>
+        </w:numPr>
+      </w:pPr>
       <w:r>
         <w:rPr>
           <w:b/>
           <w:bCs/>
         </w:rPr>
-        <w:t>:</w:t>
-      </w:r>
-      <w:r>
-        <w:t xml:space="preserve"> Número de conexões ativas, útil para dimensionamento.</w:t>
+        <w:t>xact_commit / xact_rollback:</w:t>
+      </w:r>
+      <w:r>
+        <w:t xml:space="preserve"> Avalia sucesso e falhas em transações.</w:t>
       </w:r>
     </w:p>
     <w:p>
@@ -1872,40 +1626,15 @@
           <w:numId w:val="26"/>
         </w:numPr>
       </w:pPr>
-      <w:proofErr w:type="spellStart"/>
       <w:r>
         <w:rPr>
           <w:b/>
           <w:bCs/>
         </w:rPr>
-        <w:t>xact_commit</w:t>
-      </w:r>
-      <w:proofErr w:type="spellEnd"/>
-      <w:r>
-        <w:rPr>
-          <w:b/>
-          <w:bCs/>
-        </w:rPr>
-        <w:t xml:space="preserve"> / </w:t>
-      </w:r>
-      <w:proofErr w:type="spellStart"/>
-      <w:r>
-        <w:rPr>
-          <w:b/>
-          <w:bCs/>
-        </w:rPr>
-        <w:t>xact_rollback</w:t>
-      </w:r>
-      <w:proofErr w:type="spellEnd"/>
-      <w:r>
-        <w:rPr>
-          <w:b/>
-          <w:bCs/>
-        </w:rPr>
-        <w:t>:</w:t>
-      </w:r>
-      <w:r>
-        <w:t xml:space="preserve"> Avalia sucesso e falhas em transações.</w:t>
+        <w:t>tup_insert / update / delete:</w:t>
+      </w:r>
+      <w:r>
+        <w:t xml:space="preserve"> Mede carga de trabalho em termos de manipulação de dados.</w:t>
       </w:r>
     </w:p>
     <w:p>
@@ -1916,50 +1645,6 @@
           <w:numId w:val="26"/>
         </w:numPr>
       </w:pPr>
-      <w:proofErr w:type="spellStart"/>
-      <w:r>
-        <w:rPr>
-          <w:b/>
-          <w:bCs/>
-        </w:rPr>
-        <w:t>tup_insert</w:t>
-      </w:r>
-      <w:proofErr w:type="spellEnd"/>
-      <w:r>
-        <w:rPr>
-          <w:b/>
-          <w:bCs/>
-        </w:rPr>
-        <w:t xml:space="preserve"> / </w:t>
-      </w:r>
-      <w:proofErr w:type="spellStart"/>
-      <w:r>
-        <w:rPr>
-          <w:b/>
-          <w:bCs/>
-        </w:rPr>
-        <w:t>update</w:t>
-      </w:r>
-      <w:proofErr w:type="spellEnd"/>
-      <w:r>
-        <w:rPr>
-          <w:b/>
-          <w:bCs/>
-        </w:rPr>
-        <w:t xml:space="preserve"> / delete:</w:t>
-      </w:r>
-      <w:r>
-        <w:t xml:space="preserve"> Mede carga de trabalho em termos de manipulação de dados.</w:t>
-      </w:r>
-    </w:p>
-    <w:p>
-      <w:pPr>
-        <w:pStyle w:val="SemEspaamento"/>
-        <w:numPr>
-          <w:ilvl w:val="0"/>
-          <w:numId w:val="26"/>
-        </w:numPr>
-      </w:pPr>
       <w:r>
         <w:t>Esses indicadores permitem avaliar a saúde da base de dados e identificar padrões de utilização.</w:t>
       </w:r>
@@ -1970,7 +1655,7 @@
       </w:pPr>
     </w:p>
     <w:sectPr>
-      <w:headerReference w:type="default" r:id="rId19"/>
+      <w:headerReference w:type="default" r:id="rId22"/>
       <w:pgSz w:w="11906" w:h="16838"/>
       <w:pgMar w:top="1417" w:right="1701" w:bottom="1417" w:left="1701" w:header="708" w:footer="708" w:gutter="0"/>
       <w:cols w:space="708"/>
@@ -2162,51 +1847,7 @@
         <w:sz w:val="20"/>
         <w:szCs w:val="28"/>
       </w:rPr>
-      <w:t xml:space="preserve">Trabalho Pratico Final do </w:t>
-    </w:r>
-    <w:proofErr w:type="spellStart"/>
-    <w:r>
-      <w:rPr>
-        <w:b/>
-        <w:i/>
-        <w:color w:val="00B0F0"/>
-        <w:sz w:val="20"/>
-        <w:szCs w:val="28"/>
-      </w:rPr>
-      <w:t>GrupoA_PostgreSQL</w:t>
-    </w:r>
-    <w:proofErr w:type="spellEnd"/>
-    <w:r>
-      <w:rPr>
-        <w:b/>
-        <w:i/>
-        <w:color w:val="00B0F0"/>
-        <w:sz w:val="20"/>
-        <w:szCs w:val="28"/>
-      </w:rPr>
-      <w:t xml:space="preserve"> – Admirson, </w:t>
-    </w:r>
-    <w:proofErr w:type="spellStart"/>
-    <w:r>
-      <w:rPr>
-        <w:b/>
-        <w:i/>
-        <w:color w:val="00B0F0"/>
-        <w:sz w:val="20"/>
-        <w:szCs w:val="28"/>
-      </w:rPr>
-      <w:t>Delton</w:t>
-    </w:r>
-    <w:proofErr w:type="spellEnd"/>
-    <w:r>
-      <w:rPr>
-        <w:b/>
-        <w:i/>
-        <w:color w:val="00B0F0"/>
-        <w:sz w:val="20"/>
-        <w:szCs w:val="28"/>
-      </w:rPr>
-      <w:t xml:space="preserve"> e Gilson</w:t>
+      <w:t>Trabalho Pratico Final do GrupoA_PostgreSQL – Admirson, Delton e Gilson</w:t>
     </w:r>
   </w:p>
   <w:p>
@@ -6254,6 +5895,7 @@
   <w:style w:type="character" w:default="1" w:styleId="Tipodeletrapredefinidodopargrafo">
     <w:name w:val="Default Paragraph Font"/>
     <w:uiPriority w:val="1"/>
+    <w:semiHidden/>
     <w:unhideWhenUsed/>
   </w:style>
   <w:style w:type="table" w:default="1" w:styleId="Tabelanormal">

--- a/05_monitorizacao/relatorios/Relatório de Monitorização e Auditoria.docx
+++ b/05_monitorizacao/relatorios/Relatório de Monitorização e Auditoria.docx
@@ -955,6 +955,9 @@
         <w:pStyle w:val="SemEspaamento"/>
       </w:pPr>
       <w:r>
+        <w:rPr>
+          <w:noProof/>
+        </w:rPr>
         <w:drawing>
           <wp:inline distT="0" distB="0" distL="0" distR="0" wp14:anchorId="2209790E" wp14:editId="6075D830">
             <wp:extent cx="2949196" cy="1722269"/>
@@ -1154,6 +1157,9 @@
         </w:tabs>
       </w:pPr>
       <w:r>
+        <w:rPr>
+          <w:noProof/>
+        </w:rPr>
         <w:drawing>
           <wp:inline distT="0" distB="0" distL="0" distR="0" wp14:anchorId="66E9BEB1" wp14:editId="30458310">
             <wp:extent cx="2789162" cy="1691787"/>
@@ -1282,15 +1288,12 @@
         <w:pStyle w:val="SemEspaamento"/>
       </w:pPr>
       <w:r>
-        <w:rPr>
-          <w:noProof/>
-        </w:rPr>
         <w:lastRenderedPageBreak/>
         <w:drawing>
-          <wp:inline distT="0" distB="0" distL="0" distR="0" wp14:anchorId="324BA27C" wp14:editId="48B5E6CB">
-            <wp:extent cx="5400040" cy="1125855"/>
+          <wp:inline distT="0" distB="0" distL="0" distR="0" wp14:anchorId="7C1F9F63" wp14:editId="64328B14">
+            <wp:extent cx="4122777" cy="1280271"/>
             <wp:effectExtent l="0" t="0" r="0" b="0"/>
-            <wp:docPr id="101626353" name="Imagem 1"/>
+            <wp:docPr id="1666370992" name="Imagem 1"/>
             <wp:cNvGraphicFramePr>
               <a:graphicFrameLocks xmlns:a="http://schemas.openxmlformats.org/drawingml/2006/main" noChangeAspect="1"/>
             </wp:cNvGraphicFramePr>
@@ -1298,7 +1301,7 @@
               <a:graphicData uri="http://schemas.openxmlformats.org/drawingml/2006/picture">
                 <pic:pic xmlns:pic="http://schemas.openxmlformats.org/drawingml/2006/picture">
                   <pic:nvPicPr>
-                    <pic:cNvPr id="101626353" name=""/>
+                    <pic:cNvPr id="1666370992" name=""/>
                     <pic:cNvPicPr/>
                   </pic:nvPicPr>
                   <pic:blipFill>
@@ -1310,7 +1313,7 @@
                   <pic:spPr>
                     <a:xfrm>
                       <a:off x="0" y="0"/>
-                      <a:ext cx="5400040" cy="1125855"/>
+                      <a:ext cx="4122777" cy="1280271"/>
                     </a:xfrm>
                     <a:prstGeom prst="rect">
                       <a:avLst/>
@@ -1438,6 +1441,9 @@
         <w:ind w:left="0" w:firstLine="0"/>
       </w:pPr>
       <w:r>
+        <w:rPr>
+          <w:noProof/>
+        </w:rPr>
         <w:drawing>
           <wp:inline distT="0" distB="0" distL="0" distR="0" wp14:anchorId="37D8A7C8" wp14:editId="0DA9860A">
             <wp:extent cx="2758679" cy="1615580"/>
